--- a/Blatt8/Abgabe/HLRA_Blatt8_Abgabe.docx
+++ b/Blatt8/Abgabe/HLRA_Blatt8_Abgabe.docx
@@ -37,6 +37,36 @@
     </w:p>
     <w:p>
       <w:pPr>
+        <w:spacing w:line="240" w:lineRule="auto"/>
+        <w:jc w:val="both"/>
+        <w:rPr>
+          <w:sz w:val="24"/>
+          <w:szCs w:val="24"/>
+        </w:rPr>
+      </w:pPr>
+      <w:r>
+        <w:rPr>
+          <w:rtl w:val="0"/>
+        </w:rPr>
+      </w:r>
+    </w:p>
+    <w:p>
+      <w:pPr>
+        <w:spacing w:line="240" w:lineRule="auto"/>
+        <w:jc w:val="both"/>
+        <w:rPr>
+          <w:sz w:val="24"/>
+          <w:szCs w:val="24"/>
+        </w:rPr>
+      </w:pPr>
+      <w:r>
+        <w:rPr>
+          <w:rtl w:val="0"/>
+        </w:rPr>
+      </w:r>
+    </w:p>
+    <w:p>
+      <w:pPr>
         <w:spacing w:line="278.00000000000006" w:lineRule="auto"/>
         <w:rPr>
           <w:b w:val="1"/>
@@ -104,7 +134,7 @@
           <w:szCs w:val="24"/>
           <w:rtl w:val="0"/>
         </w:rPr>
-        <w:t xml:space="preserve">Aufgabe 8.1</w:t>
+        <w:t xml:space="preserve">Aufgabe 8.1 i)</w:t>
       </w:r>
     </w:p>
     <w:p>
@@ -124,59 +154,4896 @@
     </w:p>
     <w:p>
       <w:pPr>
-        <w:shd w:fill="1f1f1f" w:val="clear"/>
-        <w:spacing w:line="240" w:lineRule="auto"/>
-        <w:rPr>
-          <w:rFonts w:ascii="Consolas" w:cs="Consolas" w:eastAsia="Consolas" w:hAnsi="Consolas"/>
-          <w:color w:val="cccccc"/>
-          <w:sz w:val="21"/>
-          <w:szCs w:val="21"/>
-        </w:rPr>
-      </w:pPr>
-      <w:r>
-        <w:rPr>
-          <w:rtl w:val="0"/>
-        </w:rPr>
-      </w:r>
-    </w:p>
-    <w:p>
-      <w:pPr>
-        <w:shd w:fill="1f1f1f" w:val="clear"/>
-        <w:spacing w:line="240" w:lineRule="auto"/>
-        <w:rPr>
-          <w:rFonts w:ascii="Consolas" w:cs="Consolas" w:eastAsia="Consolas" w:hAnsi="Consolas"/>
-          <w:color w:val="cccccc"/>
-          <w:sz w:val="21"/>
-          <w:szCs w:val="21"/>
-        </w:rPr>
-      </w:pPr>
-      <w:r>
-        <w:rPr>
-          <w:rtl w:val="0"/>
-        </w:rPr>
-      </w:r>
-    </w:p>
-    <w:p>
-      <w:pPr>
         <w:spacing w:line="278.00000000000006" w:lineRule="auto"/>
         <w:rPr>
-          <w:sz w:val="24"/>
-          <w:szCs w:val="24"/>
-        </w:rPr>
-      </w:pPr>
-      <w:r>
-        <w:rPr>
-          <w:rtl w:val="0"/>
-        </w:rPr>
+          <w:b w:val="1"/>
+          <w:sz w:val="24"/>
+          <w:szCs w:val="24"/>
+        </w:rPr>
+      </w:pPr>
+      <w:r>
+        <w:rPr>
+          <w:rtl w:val="0"/>
+        </w:rPr>
+      </w:r>
+    </w:p>
+    <w:tbl>
+      <w:tblPr>
+        <w:tblStyle w:val="Table1"/>
+        <w:tblpPr w:leftFromText="180" w:rightFromText="180" w:topFromText="180" w:bottomFromText="180" w:vertAnchor="text" w:horzAnchor="text" w:tblpX="-15" w:tblpY="0"/>
+        <w:tblW w:w="9000.0" w:type="dxa"/>
+        <w:jc w:val="left"/>
+        <w:tblBorders>
+          <w:top w:color="000000" w:space="0" w:sz="8" w:val="single"/>
+          <w:left w:color="000000" w:space="0" w:sz="8" w:val="single"/>
+          <w:bottom w:color="000000" w:space="0" w:sz="8" w:val="single"/>
+          <w:right w:color="000000" w:space="0" w:sz="8" w:val="single"/>
+          <w:insideH w:color="000000" w:space="0" w:sz="8" w:val="single"/>
+          <w:insideV w:color="000000" w:space="0" w:sz="8" w:val="single"/>
+        </w:tblBorders>
+        <w:tblLayout w:type="fixed"/>
+        <w:tblLook w:val="0600"/>
+      </w:tblPr>
+      <w:tblGrid>
+        <w:gridCol w:w="4275"/>
+        <w:gridCol w:w="4725"/>
+        <w:tblGridChange w:id="0">
+          <w:tblGrid>
+            <w:gridCol w:w="4275"/>
+            <w:gridCol w:w="4725"/>
+          </w:tblGrid>
+        </w:tblGridChange>
+      </w:tblGrid>
+      <w:tr>
+        <w:trPr>
+          <w:cantSplit w:val="0"/>
+          <w:tblHeader w:val="1"/>
+        </w:trPr>
+        <w:tc>
+          <w:tcPr>
+            <w:tcBorders>
+              <w:top w:color="ffffff" w:space="0" w:sz="8" w:val="single"/>
+              <w:left w:color="ffffff" w:space="0" w:sz="8" w:val="single"/>
+              <w:bottom w:color="ffffff" w:space="0" w:sz="8" w:val="single"/>
+              <w:right w:color="ffffff" w:space="0" w:sz="8" w:val="single"/>
+            </w:tcBorders>
+          </w:tcPr>
+          <w:p>
+            <w:pPr>
+              <w:widowControl w:val="0"/>
+              <w:spacing w:line="240" w:lineRule="auto"/>
+              <w:jc w:val="center"/>
+              <w:rPr>
+                <w:sz w:val="24"/>
+                <w:szCs w:val="24"/>
+              </w:rPr>
+            </w:pPr>
+            <w:r>
+              <w:rPr>
+                <w:sz w:val="24"/>
+                <w:szCs w:val="24"/>
+                <w:rtl w:val="0"/>
+              </w:rPr>
+              <w:t xml:space="preserve">MatMul</w:t>
+            </w:r>
+          </w:p>
+        </w:tc>
+        <w:tc>
+          <w:tcPr>
+            <w:tcBorders>
+              <w:top w:color="ffffff" w:space="0" w:sz="8" w:val="single"/>
+              <w:left w:color="ffffff" w:space="0" w:sz="8" w:val="single"/>
+              <w:bottom w:color="ffffff" w:space="0" w:sz="8" w:val="single"/>
+              <w:right w:color="ffffff" w:space="0" w:sz="8" w:val="single"/>
+            </w:tcBorders>
+          </w:tcPr>
+          <w:p>
+            <w:pPr>
+              <w:widowControl w:val="0"/>
+              <w:spacing w:line="240" w:lineRule="auto"/>
+              <w:jc w:val="center"/>
+              <w:rPr>
+                <w:b w:val="1"/>
+                <w:sz w:val="24"/>
+                <w:szCs w:val="24"/>
+              </w:rPr>
+            </w:pPr>
+            <w:r>
+              <w:rPr>
+                <w:sz w:val="24"/>
+                <w:szCs w:val="24"/>
+                <w:rtl w:val="0"/>
+              </w:rPr>
+              <w:t xml:space="preserve">MatAdd</w:t>
+            </w:r>
+            <w:r>
+              <w:rPr>
+                <w:rtl w:val="0"/>
+              </w:rPr>
+            </w:r>
+          </w:p>
+        </w:tc>
+      </w:tr>
+      <w:tr>
+        <w:trPr>
+          <w:cantSplit w:val="0"/>
+          <w:tblHeader w:val="0"/>
+        </w:trPr>
+        <w:tc>
+          <w:tcPr>
+            <w:tcBorders>
+              <w:top w:color="ffffff" w:space="0" w:sz="8" w:val="single"/>
+              <w:left w:color="ffffff" w:space="0" w:sz="8" w:val="single"/>
+              <w:bottom w:color="ffffff" w:space="0" w:sz="8" w:val="single"/>
+            </w:tcBorders>
+          </w:tcPr>
+          <w:p>
+            <w:pPr>
+              <w:shd w:fill="1f1f1f" w:val="clear"/>
+              <w:spacing w:line="240" w:lineRule="auto"/>
+              <w:rPr>
+                <w:rFonts w:ascii="Consolas" w:cs="Consolas" w:eastAsia="Consolas" w:hAnsi="Consolas"/>
+                <w:color w:val="cccccc"/>
+                <w:sz w:val="21"/>
+                <w:szCs w:val="21"/>
+              </w:rPr>
+            </w:pPr>
+            <w:r>
+              <w:rPr>
+                <w:rFonts w:ascii="Consolas" w:cs="Consolas" w:eastAsia="Consolas" w:hAnsi="Consolas"/>
+                <w:color w:val="cccccc"/>
+                <w:sz w:val="21"/>
+                <w:szCs w:val="21"/>
+                <w:rtl w:val="0"/>
+              </w:rPr>
+              <w:t xml:space="preserve">OpenCL - elapsed time: 529 ms</w:t>
+            </w:r>
+          </w:p>
+          <w:p>
+            <w:pPr>
+              <w:shd w:fill="1f1f1f" w:val="clear"/>
+              <w:spacing w:line="240" w:lineRule="auto"/>
+              <w:rPr>
+                <w:rFonts w:ascii="Consolas" w:cs="Consolas" w:eastAsia="Consolas" w:hAnsi="Consolas"/>
+                <w:color w:val="cccccc"/>
+                <w:sz w:val="21"/>
+                <w:szCs w:val="21"/>
+              </w:rPr>
+            </w:pPr>
+            <w:r>
+              <w:rPr>
+                <w:rFonts w:ascii="Consolas" w:cs="Consolas" w:eastAsia="Consolas" w:hAnsi="Consolas"/>
+                <w:color w:val="cccccc"/>
+                <w:sz w:val="21"/>
+                <w:szCs w:val="21"/>
+                <w:rtl w:val="0"/>
+              </w:rPr>
+              <w:t xml:space="preserve">Scalar - elapsed time: 44412 ms</w:t>
+            </w:r>
+          </w:p>
+          <w:p>
+            <w:pPr>
+              <w:shd w:fill="1f1f1f" w:val="clear"/>
+              <w:spacing w:line="240" w:lineRule="auto"/>
+              <w:rPr>
+                <w:b w:val="1"/>
+                <w:sz w:val="24"/>
+                <w:szCs w:val="24"/>
+              </w:rPr>
+            </w:pPr>
+            <w:r>
+              <w:rPr>
+                <w:rFonts w:ascii="Consolas" w:cs="Consolas" w:eastAsia="Consolas" w:hAnsi="Consolas"/>
+                <w:color w:val="cccccc"/>
+                <w:sz w:val="21"/>
+                <w:szCs w:val="21"/>
+                <w:rtl w:val="0"/>
+              </w:rPr>
+              <w:t xml:space="preserve">The matrices are the same within tolerance.</w:t>
+            </w:r>
+            <w:r>
+              <w:rPr>
+                <w:rtl w:val="0"/>
+              </w:rPr>
+            </w:r>
+          </w:p>
+        </w:tc>
+        <w:tc>
+          <w:tcPr>
+            <w:tcBorders>
+              <w:top w:color="ffffff" w:space="0" w:sz="8" w:val="single"/>
+              <w:bottom w:color="ffffff" w:space="0" w:sz="8" w:val="single"/>
+              <w:right w:color="ffffff" w:space="0" w:sz="8" w:val="single"/>
+            </w:tcBorders>
+          </w:tcPr>
+          <w:p>
+            <w:pPr>
+              <w:shd w:fill="1f1f1f" w:val="clear"/>
+              <w:spacing w:line="240" w:lineRule="auto"/>
+              <w:rPr>
+                <w:rFonts w:ascii="Consolas" w:cs="Consolas" w:eastAsia="Consolas" w:hAnsi="Consolas"/>
+                <w:color w:val="cccccc"/>
+                <w:sz w:val="21"/>
+                <w:szCs w:val="21"/>
+              </w:rPr>
+            </w:pPr>
+            <w:r>
+              <w:rPr>
+                <w:rFonts w:ascii="Consolas" w:cs="Consolas" w:eastAsia="Consolas" w:hAnsi="Consolas"/>
+                <w:color w:val="cccccc"/>
+                <w:sz w:val="21"/>
+                <w:szCs w:val="21"/>
+                <w:rtl w:val="0"/>
+              </w:rPr>
+              <w:t xml:space="preserve">OpenCL - elapsed time: 270 ms</w:t>
+            </w:r>
+          </w:p>
+          <w:p>
+            <w:pPr>
+              <w:shd w:fill="1f1f1f" w:val="clear"/>
+              <w:spacing w:line="240" w:lineRule="auto"/>
+              <w:rPr>
+                <w:rFonts w:ascii="Consolas" w:cs="Consolas" w:eastAsia="Consolas" w:hAnsi="Consolas"/>
+                <w:color w:val="cccccc"/>
+                <w:sz w:val="21"/>
+                <w:szCs w:val="21"/>
+              </w:rPr>
+            </w:pPr>
+            <w:r>
+              <w:rPr>
+                <w:rFonts w:ascii="Consolas" w:cs="Consolas" w:eastAsia="Consolas" w:hAnsi="Consolas"/>
+                <w:color w:val="cccccc"/>
+                <w:sz w:val="21"/>
+                <w:szCs w:val="21"/>
+                <w:rtl w:val="0"/>
+              </w:rPr>
+              <w:t xml:space="preserve">Scalar - elapsed time: 2 ms</w:t>
+            </w:r>
+          </w:p>
+          <w:p>
+            <w:pPr>
+              <w:shd w:fill="1f1f1f" w:val="clear"/>
+              <w:spacing w:line="240" w:lineRule="auto"/>
+              <w:rPr>
+                <w:b w:val="1"/>
+                <w:sz w:val="24"/>
+                <w:szCs w:val="24"/>
+              </w:rPr>
+            </w:pPr>
+            <w:r>
+              <w:rPr>
+                <w:rFonts w:ascii="Consolas" w:cs="Consolas" w:eastAsia="Consolas" w:hAnsi="Consolas"/>
+                <w:color w:val="cccccc"/>
+                <w:sz w:val="21"/>
+                <w:szCs w:val="21"/>
+                <w:rtl w:val="0"/>
+              </w:rPr>
+              <w:t xml:space="preserve">The matrices are the same within tolerance.</w:t>
+            </w:r>
+            <w:r>
+              <w:rPr>
+                <w:rtl w:val="0"/>
+              </w:rPr>
+            </w:r>
+          </w:p>
+        </w:tc>
+      </w:tr>
+      <w:tr>
+        <w:trPr>
+          <w:cantSplit w:val="0"/>
+          <w:trHeight w:val="740.9765625" w:hRule="atLeast"/>
+          <w:tblHeader w:val="0"/>
+        </w:trPr>
+        <w:tc>
+          <w:tcPr>
+            <w:tcBorders>
+              <w:top w:color="ffffff" w:space="0" w:sz="8" w:val="single"/>
+              <w:left w:color="ffffff" w:space="0" w:sz="8" w:val="single"/>
+              <w:bottom w:color="ffffff" w:space="0" w:sz="8" w:val="single"/>
+            </w:tcBorders>
+            <w:shd w:fill="ffffff" w:val="clear"/>
+          </w:tcPr>
+          <w:p>
+            <w:pPr>
+              <w:spacing w:after="240" w:before="240" w:line="278.00000000000006" w:lineRule="auto"/>
+              <w:jc w:val="both"/>
+              <w:rPr>
+                <w:b w:val="1"/>
+                <w:sz w:val="23"/>
+                <w:szCs w:val="23"/>
+                <w:u w:val="single"/>
+              </w:rPr>
+            </w:pPr>
+            <w:r>
+              <w:rPr>
+                <w:b w:val="1"/>
+                <w:sz w:val="23"/>
+                <w:szCs w:val="23"/>
+                <w:u w:val="single"/>
+                <w:rtl w:val="0"/>
+              </w:rPr>
+              <w:t xml:space="preserve">FLOPs:</w:t>
+            </w:r>
+          </w:p>
+          <w:p>
+            <w:pPr>
+              <w:spacing w:after="240" w:before="240" w:line="278.00000000000006" w:lineRule="auto"/>
+              <w:rPr>
+                <w:sz w:val="23"/>
+                <w:szCs w:val="23"/>
+              </w:rPr>
+            </w:pPr>
+            <w:r>
+              <w:rPr>
+                <w:sz w:val="23"/>
+                <w:szCs w:val="23"/>
+                <w:rtl w:val="0"/>
+              </w:rPr>
+              <w:t xml:space="preserve">Jede Ausgabezelle erfordert </w:t>
+            </w:r>
+            <m:oMath>
+              <m:r>
+                <w:rPr>
+                  <w:sz w:val="23"/>
+                  <w:szCs w:val="23"/>
+                </w:rPr>
+                <m:t xml:space="preserve">N</m:t>
+              </m:r>
+            </m:oMath>
+            <w:r>
+              <w:rPr>
+                <w:sz w:val="23"/>
+                <w:szCs w:val="23"/>
+                <w:rtl w:val="0"/>
+              </w:rPr>
+              <w:t xml:space="preserve"> Multiplikationen mit </w:t>
+            </w:r>
+            <m:oMath>
+              <m:r>
+                <w:rPr>
+                  <w:sz w:val="23"/>
+                  <w:szCs w:val="23"/>
+                </w:rPr>
+                <m:t xml:space="preserve">N-1</m:t>
+              </m:r>
+            </m:oMath>
+            <w:r>
+              <w:rPr>
+                <w:sz w:val="23"/>
+                <w:szCs w:val="23"/>
+                <w:rtl w:val="0"/>
+              </w:rPr>
+              <w:t xml:space="preserve"> Additionen. Da wir </w:t>
+            </w:r>
+            <m:oMath>
+              <m:r>
+                <w:rPr>
+                  <w:sz w:val="23"/>
+                  <w:szCs w:val="23"/>
+                </w:rPr>
+                <m:t xml:space="preserve">N*N </m:t>
+              </m:r>
+            </m:oMath>
+            <w:r>
+              <w:rPr>
+                <w:sz w:val="23"/>
+                <w:szCs w:val="23"/>
+                <w:rtl w:val="0"/>
+              </w:rPr>
+              <w:t xml:space="preserve"> Ausgabezellen haben gilt somit:</w:t>
+            </w:r>
+          </w:p>
+          <w:p>
+            <w:pPr>
+              <w:spacing w:after="240" w:before="240" w:line="278.00000000000006" w:lineRule="auto"/>
+              <w:rPr>
+                <w:sz w:val="23"/>
+                <w:szCs w:val="23"/>
+              </w:rPr>
+            </w:pPr>
+            <m:oMath>
+              <m:sSup>
+                <m:sSupPr>
+                  <m:ctrlPr>
+                    <w:rPr>
+                      <w:sz w:val="23"/>
+                      <w:szCs w:val="23"/>
+                    </w:rPr>
+                  </m:ctrlPr>
+                </m:sSupPr>
+                <m:e>
+                  <m:r>
+                    <w:rPr>
+                      <w:sz w:val="23"/>
+                      <w:szCs w:val="23"/>
+                    </w:rPr>
+                    <m:t xml:space="preserve">N*N*(N+N-1) </m:t>
+                  </m:r>
+                  <m:r>
+                    <w:rPr>
+                      <w:sz w:val="23"/>
+                      <w:szCs w:val="23"/>
+                    </w:rPr>
+                    <m:t>≈</m:t>
+                  </m:r>
+                  <m:r>
+                    <w:rPr>
+                      <w:sz w:val="23"/>
+                      <w:szCs w:val="23"/>
+                    </w:rPr>
+                    <m:t xml:space="preserve">2N</m:t>
+                  </m:r>
+                </m:e>
+                <m:sup>
+                  <m:r>
+                    <w:rPr>
+                      <w:sz w:val="23"/>
+                      <w:szCs w:val="23"/>
+                    </w:rPr>
+                    <m:t xml:space="preserve">3</m:t>
+                  </m:r>
+                </m:sup>
+              </m:sSup>
+            </m:oMath>
+            <w:r>
+              <w:rPr>
+                <w:sz w:val="23"/>
+                <w:szCs w:val="23"/>
+                <w:rtl w:val="0"/>
+              </w:rPr>
+              <w:t xml:space="preserve"> Flops.</w:t>
+            </w:r>
+          </w:p>
+          <w:p>
+            <w:pPr>
+              <w:spacing w:after="240" w:before="240" w:line="278.00000000000006" w:lineRule="auto"/>
+              <w:jc w:val="both"/>
+              <w:rPr>
+                <w:sz w:val="24"/>
+                <w:szCs w:val="24"/>
+              </w:rPr>
+            </w:pPr>
+            <w:r>
+              <w:rPr>
+                <w:sz w:val="23"/>
+                <w:szCs w:val="23"/>
+                <w:rtl w:val="0"/>
+              </w:rPr>
+              <w:t xml:space="preserve">In unserem Fall </w:t>
+            </w:r>
+            <m:oMath>
+              <m:r>
+                <w:rPr>
+                  <w:sz w:val="23"/>
+                  <w:szCs w:val="23"/>
+                </w:rPr>
+                <m:t xml:space="preserve">2*204</m:t>
+              </m:r>
+              <m:sSup>
+                <m:sSupPr>
+                  <m:ctrlPr>
+                    <w:rPr>
+                      <w:sz w:val="23"/>
+                      <w:szCs w:val="23"/>
+                    </w:rPr>
+                  </m:ctrlPr>
+                </m:sSupPr>
+                <m:e>
+                  <m:r>
+                    <w:rPr>
+                      <w:sz w:val="23"/>
+                      <w:szCs w:val="23"/>
+                    </w:rPr>
+                    <m:t xml:space="preserve">8</m:t>
+                  </m:r>
+                </m:e>
+                <m:sup>
+                  <m:r>
+                    <w:rPr>
+                      <w:sz w:val="23"/>
+                      <w:szCs w:val="23"/>
+                    </w:rPr>
+                    <m:t xml:space="preserve">3</m:t>
+                  </m:r>
+                </m:sup>
+              </m:sSup>
+              <m:r>
+                <w:rPr>
+                  <w:sz w:val="23"/>
+                  <w:szCs w:val="23"/>
+                </w:rPr>
+                <m:t>≈</m:t>
+              </m:r>
+              <m:r>
+                <w:rPr>
+                  <w:sz w:val="23"/>
+                  <w:szCs w:val="23"/>
+                </w:rPr>
+                <m:t xml:space="preserve">1.7*1</m:t>
+              </m:r>
+              <m:sSup>
+                <m:sSupPr>
+                  <m:ctrlPr>
+                    <w:rPr>
+                      <w:sz w:val="23"/>
+                      <w:szCs w:val="23"/>
+                    </w:rPr>
+                  </m:ctrlPr>
+                </m:sSupPr>
+                <m:e>
+                  <m:r>
+                    <w:rPr>
+                      <w:sz w:val="23"/>
+                      <w:szCs w:val="23"/>
+                    </w:rPr>
+                    <m:t xml:space="preserve">0</m:t>
+                  </m:r>
+                </m:e>
+                <m:sup>
+                  <m:r>
+                    <w:rPr>
+                      <w:sz w:val="23"/>
+                      <w:szCs w:val="23"/>
+                    </w:rPr>
+                    <m:t xml:space="preserve">10</m:t>
+                  </m:r>
+                </m:sup>
+              </m:sSup>
+            </m:oMath>
+            <w:r>
+              <w:rPr>
+                <w:sz w:val="23"/>
+                <w:szCs w:val="23"/>
+                <w:rtl w:val="0"/>
+              </w:rPr>
+              <w:t xml:space="preserve"> Flops </w:t>
+            </w:r>
+            <w:r>
+              <w:rPr>
+                <w:rtl w:val="0"/>
+              </w:rPr>
+            </w:r>
+          </w:p>
+          <w:p>
+            <w:pPr>
+              <w:spacing w:after="240" w:before="240" w:line="278.00000000000006" w:lineRule="auto"/>
+              <w:rPr>
+                <w:b w:val="1"/>
+                <w:sz w:val="24"/>
+                <w:szCs w:val="24"/>
+                <w:u w:val="single"/>
+              </w:rPr>
+            </w:pPr>
+            <w:r>
+              <w:rPr>
+                <w:b w:val="1"/>
+                <w:sz w:val="24"/>
+                <w:szCs w:val="24"/>
+                <w:u w:val="single"/>
+                <w:rtl w:val="0"/>
+              </w:rPr>
+              <w:t xml:space="preserve">Gesamtanzahl Elemente bei Datenübertragung zwischen RAM und VRAM:</w:t>
+            </w:r>
+          </w:p>
+          <w:p>
+            <w:pPr>
+              <w:spacing w:after="240" w:before="240" w:line="278.00000000000006" w:lineRule="auto"/>
+              <w:rPr>
+                <w:sz w:val="24"/>
+                <w:szCs w:val="24"/>
+              </w:rPr>
+            </w:pPr>
+            <m:oMath>
+              <m:r>
+                <w:rPr>
+                  <w:sz w:val="24"/>
+                  <w:szCs w:val="24"/>
+                </w:rPr>
+                <m:t xml:space="preserve">3*N² +1 = O(N²)</m:t>
+              </m:r>
+            </m:oMath>
+            <w:r>
+              <w:rPr>
+                <w:rtl w:val="0"/>
+              </w:rPr>
+            </w:r>
+          </w:p>
+          <w:p>
+            <w:pPr>
+              <w:spacing w:after="240" w:before="240" w:line="278.00000000000006" w:lineRule="auto"/>
+              <w:rPr>
+                <w:sz w:val="24"/>
+                <w:szCs w:val="24"/>
+              </w:rPr>
+            </w:pPr>
+            <w:r>
+              <w:rPr>
+                <w:sz w:val="24"/>
+                <w:szCs w:val="24"/>
+                <w:rtl w:val="0"/>
+              </w:rPr>
+              <w:t xml:space="preserve">Die OpenCL-Version ist über 80-mal schneller als die skalare Implementierung</w:t>
+            </w:r>
+          </w:p>
+          <w:p>
+            <w:pPr>
+              <w:spacing w:after="240" w:before="240" w:line="278.00000000000006" w:lineRule="auto"/>
+              <w:rPr>
+                <w:sz w:val="24"/>
+                <w:szCs w:val="24"/>
+              </w:rPr>
+            </w:pPr>
+            <w:r>
+              <w:rPr>
+                <w:rtl w:val="0"/>
+              </w:rPr>
+            </w:r>
+          </w:p>
+          <w:p>
+            <w:pPr>
+              <w:spacing w:after="240" w:before="240" w:line="278.00000000000006" w:lineRule="auto"/>
+              <w:rPr>
+                <w:sz w:val="24"/>
+                <w:szCs w:val="24"/>
+              </w:rPr>
+            </w:pPr>
+            <w:r>
+              <w:rPr>
+                <w:rtl w:val="0"/>
+              </w:rPr>
+            </w:r>
+          </w:p>
+          <w:p>
+            <w:pPr>
+              <w:spacing w:after="240" w:before="240" w:line="278.00000000000006" w:lineRule="auto"/>
+              <w:rPr>
+                <w:sz w:val="24"/>
+                <w:szCs w:val="24"/>
+              </w:rPr>
+            </w:pPr>
+            <w:r>
+              <w:rPr>
+                <w:rtl w:val="0"/>
+              </w:rPr>
+            </w:r>
+          </w:p>
+          <w:p>
+            <w:pPr>
+              <w:spacing w:after="240" w:before="240" w:line="278.00000000000006" w:lineRule="auto"/>
+              <w:rPr>
+                <w:sz w:val="24"/>
+                <w:szCs w:val="24"/>
+              </w:rPr>
+            </w:pPr>
+            <w:r>
+              <w:rPr>
+                <w:rtl w:val="0"/>
+              </w:rPr>
+            </w:r>
+          </w:p>
+          <w:p>
+            <w:pPr>
+              <w:spacing w:after="240" w:before="240" w:line="278.00000000000006" w:lineRule="auto"/>
+              <w:rPr>
+                <w:b w:val="1"/>
+                <w:sz w:val="24"/>
+                <w:szCs w:val="24"/>
+              </w:rPr>
+            </w:pPr>
+            <w:r>
+              <w:rPr>
+                <w:b w:val="1"/>
+                <w:sz w:val="24"/>
+                <w:szCs w:val="24"/>
+                <w:rtl w:val="0"/>
+              </w:rPr>
+              <w:t xml:space="preserve">Arithmetische Intensität (AI)</w:t>
+            </w:r>
+          </w:p>
+          <w:p>
+            <w:pPr>
+              <w:spacing w:after="240" w:before="240" w:line="278.00000000000006" w:lineRule="auto"/>
+              <w:rPr>
+                <w:sz w:val="28"/>
+                <w:szCs w:val="28"/>
+              </w:rPr>
+            </w:pPr>
+            <m:oMath>
+              <m:r>
+                <w:rPr>
+                  <w:sz w:val="28"/>
+                  <w:szCs w:val="28"/>
+                </w:rPr>
+                <m:t xml:space="preserve">AI=</m:t>
+              </m:r>
+              <m:f>
+                <m:fPr>
+                  <m:ctrlPr>
+                    <w:rPr>
+                      <w:sz w:val="28"/>
+                      <w:szCs w:val="28"/>
+                    </w:rPr>
+                  </m:ctrlPr>
+                </m:fPr>
+                <m:num>
+                  <m:r>
+                    <w:rPr>
+                      <w:sz w:val="28"/>
+                      <w:szCs w:val="28"/>
+                    </w:rPr>
+                    <m:t xml:space="preserve">Anzahl FLops</m:t>
+                  </m:r>
+                </m:num>
+                <m:den>
+                  <m:r>
+                    <w:rPr>
+                      <w:sz w:val="28"/>
+                      <w:szCs w:val="28"/>
+                    </w:rPr>
+                    <m:t xml:space="preserve">Anzahl der übertragenen Bytes</m:t>
+                  </m:r>
+                </m:den>
+              </m:f>
+            </m:oMath>
+            <w:r>
+              <w:rPr>
+                <w:rtl w:val="0"/>
+              </w:rPr>
+            </w:r>
+          </w:p>
+          <w:p>
+            <w:pPr>
+              <w:spacing w:after="240" w:before="240" w:line="278.00000000000006" w:lineRule="auto"/>
+              <w:rPr>
+                <w:sz w:val="28"/>
+                <w:szCs w:val="28"/>
+              </w:rPr>
+            </w:pPr>
+            <m:oMath>
+              <m:r>
+                <w:rPr>
+                  <w:sz w:val="28"/>
+                  <w:szCs w:val="28"/>
+                </w:rPr>
+                <m:t xml:space="preserve">    =</m:t>
+              </m:r>
+              <m:f>
+                <m:fPr>
+                  <m:ctrlPr>
+                    <w:rPr>
+                      <w:sz w:val="28"/>
+                      <w:szCs w:val="28"/>
+                    </w:rPr>
+                  </m:ctrlPr>
+                </m:fPr>
+                <m:num>
+                  <m:r>
+                    <w:rPr>
+                      <w:sz w:val="28"/>
+                      <w:szCs w:val="28"/>
+                    </w:rPr>
+                    <m:t xml:space="preserve">2*N³</m:t>
+                  </m:r>
+                </m:num>
+                <m:den>
+                  <m:r>
+                    <w:rPr>
+                      <w:sz w:val="28"/>
+                      <w:szCs w:val="28"/>
+                    </w:rPr>
+                    <m:t xml:space="preserve">3*4*N²</m:t>
+                  </m:r>
+                </m:den>
+              </m:f>
+              <m:r>
+                <w:rPr>
+                  <w:sz w:val="28"/>
+                  <w:szCs w:val="28"/>
+                </w:rPr>
+                <m:t xml:space="preserve">=</m:t>
+              </m:r>
+              <m:f>
+                <m:fPr>
+                  <m:ctrlPr>
+                    <w:rPr>
+                      <w:sz w:val="28"/>
+                      <w:szCs w:val="28"/>
+                    </w:rPr>
+                  </m:ctrlPr>
+                </m:fPr>
+                <m:num>
+                  <m:r>
+                    <w:rPr>
+                      <w:sz w:val="28"/>
+                      <w:szCs w:val="28"/>
+                    </w:rPr>
+                    <m:t xml:space="preserve">N</m:t>
+                  </m:r>
+                </m:num>
+                <m:den>
+                  <m:r>
+                    <w:rPr>
+                      <w:sz w:val="28"/>
+                      <w:szCs w:val="28"/>
+                    </w:rPr>
+                    <m:t xml:space="preserve">6</m:t>
+                  </m:r>
+                </m:den>
+              </m:f>
+              <m:r>
+                <w:rPr>
+                  <w:sz w:val="28"/>
+                  <w:szCs w:val="28"/>
+                </w:rPr>
+                <m:t xml:space="preserve">[</m:t>
+              </m:r>
+              <m:f>
+                <m:fPr>
+                  <m:ctrlPr>
+                    <w:rPr>
+                      <w:sz w:val="28"/>
+                      <w:szCs w:val="28"/>
+                    </w:rPr>
+                  </m:ctrlPr>
+                </m:fPr>
+                <m:num>
+                  <m:r>
+                    <w:rPr>
+                      <w:sz w:val="28"/>
+                      <w:szCs w:val="28"/>
+                    </w:rPr>
+                    <m:t xml:space="preserve">FLOPs</m:t>
+                  </m:r>
+                </m:num>
+                <m:den>
+                  <m:r>
+                    <w:rPr>
+                      <w:sz w:val="28"/>
+                      <w:szCs w:val="28"/>
+                    </w:rPr>
+                    <m:t xml:space="preserve">Byte</m:t>
+                  </m:r>
+                </m:den>
+              </m:f>
+              <m:r>
+                <w:rPr>
+                  <w:sz w:val="28"/>
+                  <w:szCs w:val="28"/>
+                </w:rPr>
+                <m:t xml:space="preserve">] </m:t>
+              </m:r>
+            </m:oMath>
+            <w:r>
+              <w:rPr>
+                <w:rtl w:val="0"/>
+              </w:rPr>
+            </w:r>
+          </w:p>
+          <w:p>
+            <w:pPr>
+              <w:spacing w:after="240" w:before="240" w:line="278.00000000000006" w:lineRule="auto"/>
+              <w:rPr>
+                <w:sz w:val="24"/>
+                <w:szCs w:val="24"/>
+              </w:rPr>
+            </w:pPr>
+            <w:r>
+              <w:rPr>
+                <w:rFonts w:ascii="Arial Unicode MS" w:cs="Arial Unicode MS" w:eastAsia="Arial Unicode MS" w:hAnsi="Arial Unicode MS"/>
+                <w:sz w:val="24"/>
+                <w:szCs w:val="24"/>
+                <w:rtl w:val="0"/>
+              </w:rPr>
+              <w:t xml:space="preserve">→ gut für GPU</w:t>
+            </w:r>
+            <w:r>
+              <w:rPr>
+                <w:rtl w:val="0"/>
+              </w:rPr>
+            </w:r>
+          </w:p>
+        </w:tc>
+        <w:tc>
+          <w:tcPr>
+            <w:tcBorders>
+              <w:top w:color="ffffff" w:space="0" w:sz="8" w:val="single"/>
+              <w:bottom w:color="ffffff" w:space="0" w:sz="8" w:val="single"/>
+              <w:right w:color="ffffff" w:space="0" w:sz="8" w:val="single"/>
+            </w:tcBorders>
+          </w:tcPr>
+          <w:p>
+            <w:pPr>
+              <w:spacing w:after="240" w:before="240" w:line="278.00000000000006" w:lineRule="auto"/>
+              <w:jc w:val="both"/>
+              <w:rPr>
+                <w:b w:val="1"/>
+                <w:sz w:val="23"/>
+                <w:szCs w:val="23"/>
+                <w:u w:val="single"/>
+              </w:rPr>
+            </w:pPr>
+            <w:r>
+              <w:rPr>
+                <w:b w:val="1"/>
+                <w:sz w:val="23"/>
+                <w:szCs w:val="23"/>
+                <w:u w:val="single"/>
+                <w:rtl w:val="0"/>
+              </w:rPr>
+              <w:t xml:space="preserve">FLOPs:</w:t>
+            </w:r>
+          </w:p>
+          <w:p>
+            <w:pPr>
+              <w:spacing w:after="240" w:before="240" w:line="278.00000000000006" w:lineRule="auto"/>
+              <w:jc w:val="both"/>
+              <w:rPr>
+                <w:sz w:val="23"/>
+                <w:szCs w:val="23"/>
+              </w:rPr>
+            </w:pPr>
+            <m:oMath>
+              <m:r>
+                <w:rPr>
+                  <w:sz w:val="23"/>
+                  <w:szCs w:val="23"/>
+                </w:rPr>
+                <m:t xml:space="preserve">N*N</m:t>
+              </m:r>
+            </m:oMath>
+            <w:r>
+              <w:rPr>
+                <w:sz w:val="23"/>
+                <w:szCs w:val="23"/>
+                <w:rtl w:val="0"/>
+              </w:rPr>
+              <w:t xml:space="preserve"> Additionen, somit </w:t>
+            </w:r>
+            <m:oMath>
+              <m:sSup>
+                <m:sSupPr>
+                  <m:ctrlPr>
+                    <w:rPr>
+                      <w:sz w:val="23"/>
+                      <w:szCs w:val="23"/>
+                    </w:rPr>
+                  </m:ctrlPr>
+                </m:sSupPr>
+                <m:e>
+                  <m:r>
+                    <w:rPr>
+                      <w:sz w:val="23"/>
+                      <w:szCs w:val="23"/>
+                    </w:rPr>
+                    <m:t xml:space="preserve">N</m:t>
+                  </m:r>
+                </m:e>
+                <m:sup>
+                  <m:r>
+                    <w:rPr>
+                      <w:sz w:val="23"/>
+                      <w:szCs w:val="23"/>
+                    </w:rPr>
+                    <m:t xml:space="preserve">2</m:t>
+                  </m:r>
+                </m:sup>
+              </m:sSup>
+            </m:oMath>
+            <w:r>
+              <w:rPr>
+                <w:sz w:val="23"/>
+                <w:szCs w:val="23"/>
+                <w:rtl w:val="0"/>
+              </w:rPr>
+              <w:t xml:space="preserve"> Flops.</w:t>
+            </w:r>
+          </w:p>
+          <w:p>
+            <w:pPr>
+              <w:spacing w:after="240" w:before="240" w:line="278.00000000000006" w:lineRule="auto"/>
+              <w:jc w:val="both"/>
+              <w:rPr>
+                <w:sz w:val="23"/>
+                <w:szCs w:val="23"/>
+              </w:rPr>
+            </w:pPr>
+            <w:r>
+              <w:rPr>
+                <w:sz w:val="23"/>
+                <w:szCs w:val="23"/>
+                <w:rtl w:val="0"/>
+              </w:rPr>
+              <w:t xml:space="preserve">In unserem Fall </w:t>
+            </w:r>
+            <m:oMath>
+              <m:r>
+                <w:rPr>
+                  <w:sz w:val="23"/>
+                  <w:szCs w:val="23"/>
+                </w:rPr>
+                <m:t xml:space="preserve">202</m:t>
+              </m:r>
+              <m:sSup>
+                <m:sSupPr>
+                  <m:ctrlPr>
+                    <w:rPr>
+                      <w:sz w:val="23"/>
+                      <w:szCs w:val="23"/>
+                    </w:rPr>
+                  </m:ctrlPr>
+                </m:sSupPr>
+                <m:e>
+                  <m:r>
+                    <w:rPr>
+                      <w:sz w:val="23"/>
+                      <w:szCs w:val="23"/>
+                    </w:rPr>
+                    <m:t xml:space="preserve">8</m:t>
+                  </m:r>
+                </m:e>
+                <m:sup>
+                  <m:r>
+                    <w:rPr>
+                      <w:sz w:val="23"/>
+                      <w:szCs w:val="23"/>
+                    </w:rPr>
+                    <m:t xml:space="preserve">2</m:t>
+                  </m:r>
+                </m:sup>
+              </m:sSup>
+              <m:r>
+                <w:rPr>
+                  <w:sz w:val="23"/>
+                  <w:szCs w:val="23"/>
+                </w:rPr>
+                <m:t>≈</m:t>
+              </m:r>
+              <m:r>
+                <w:rPr>
+                  <w:sz w:val="23"/>
+                  <w:szCs w:val="23"/>
+                </w:rPr>
+                <m:t xml:space="preserve">4 *1</m:t>
+              </m:r>
+              <m:sSup>
+                <m:sSupPr>
+                  <m:ctrlPr>
+                    <w:rPr>
+                      <w:sz w:val="23"/>
+                      <w:szCs w:val="23"/>
+                    </w:rPr>
+                  </m:ctrlPr>
+                </m:sSupPr>
+                <m:e>
+                  <m:r>
+                    <w:rPr>
+                      <w:sz w:val="23"/>
+                      <w:szCs w:val="23"/>
+                    </w:rPr>
+                    <m:t xml:space="preserve">0</m:t>
+                  </m:r>
+                </m:e>
+                <m:sup>
+                  <m:r>
+                    <w:rPr>
+                      <w:sz w:val="23"/>
+                      <w:szCs w:val="23"/>
+                    </w:rPr>
+                    <m:t xml:space="preserve">6</m:t>
+                  </m:r>
+                </m:sup>
+              </m:sSup>
+              <m:r>
+                <w:rPr>
+                  <w:sz w:val="23"/>
+                  <w:szCs w:val="23"/>
+                </w:rPr>
+                <m:t xml:space="preserve"> </m:t>
+              </m:r>
+            </m:oMath>
+            <w:r>
+              <w:rPr>
+                <w:sz w:val="23"/>
+                <w:szCs w:val="23"/>
+                <w:rtl w:val="0"/>
+              </w:rPr>
+              <w:t xml:space="preserve">Flops</w:t>
+            </w:r>
+          </w:p>
+          <w:p>
+            <w:pPr>
+              <w:spacing w:after="240" w:before="240" w:line="278.00000000000006" w:lineRule="auto"/>
+              <w:jc w:val="both"/>
+              <w:rPr>
+                <w:sz w:val="31"/>
+                <w:szCs w:val="31"/>
+              </w:rPr>
+            </w:pPr>
+            <w:r>
+              <w:rPr>
+                <w:rtl w:val="0"/>
+              </w:rPr>
+            </w:r>
+          </w:p>
+          <w:p>
+            <w:pPr>
+              <w:spacing w:after="240" w:before="240" w:line="278.00000000000006" w:lineRule="auto"/>
+              <w:rPr>
+                <w:b w:val="1"/>
+                <w:sz w:val="24"/>
+                <w:szCs w:val="24"/>
+                <w:u w:val="single"/>
+              </w:rPr>
+            </w:pPr>
+            <w:r>
+              <w:rPr>
+                <w:rtl w:val="0"/>
+              </w:rPr>
+            </w:r>
+          </w:p>
+          <w:p>
+            <w:pPr>
+              <w:spacing w:after="240" w:before="240" w:line="278.00000000000006" w:lineRule="auto"/>
+              <w:rPr>
+                <w:b w:val="1"/>
+                <w:sz w:val="24"/>
+                <w:szCs w:val="24"/>
+                <w:u w:val="single"/>
+              </w:rPr>
+            </w:pPr>
+            <w:r>
+              <w:rPr>
+                <w:rtl w:val="0"/>
+              </w:rPr>
+            </w:r>
+          </w:p>
+          <w:p>
+            <w:pPr>
+              <w:spacing w:after="240" w:before="240" w:line="278.00000000000006" w:lineRule="auto"/>
+              <w:rPr>
+                <w:b w:val="1"/>
+                <w:sz w:val="24"/>
+                <w:szCs w:val="24"/>
+                <w:u w:val="single"/>
+              </w:rPr>
+            </w:pPr>
+            <w:r>
+              <w:rPr>
+                <w:b w:val="1"/>
+                <w:sz w:val="24"/>
+                <w:szCs w:val="24"/>
+                <w:u w:val="single"/>
+                <w:rtl w:val="0"/>
+              </w:rPr>
+              <w:t xml:space="preserve">Gesamtanzahl Elemente bei Datenübertragung zwischen RAM und VRAM:</w:t>
+            </w:r>
+          </w:p>
+          <w:p>
+            <w:pPr>
+              <w:spacing w:after="240" w:before="240" w:line="278.00000000000006" w:lineRule="auto"/>
+              <w:rPr>
+                <w:sz w:val="24"/>
+                <w:szCs w:val="24"/>
+              </w:rPr>
+            </w:pPr>
+            <m:oMath>
+              <m:r>
+                <w:rPr>
+                  <w:sz w:val="24"/>
+                  <w:szCs w:val="24"/>
+                </w:rPr>
+                <m:t xml:space="preserve">3*N² +1 = O(N²)</m:t>
+              </m:r>
+            </m:oMath>
+            <w:r>
+              <w:rPr>
+                <w:rtl w:val="0"/>
+              </w:rPr>
+            </w:r>
+          </w:p>
+          <w:p>
+            <w:pPr>
+              <w:spacing w:after="240" w:before="240" w:line="278.00000000000006" w:lineRule="auto"/>
+              <w:rPr>
+                <w:sz w:val="24"/>
+                <w:szCs w:val="24"/>
+              </w:rPr>
+            </w:pPr>
+            <w:r>
+              <w:rPr>
+                <w:sz w:val="24"/>
+                <w:szCs w:val="24"/>
+                <w:rtl w:val="0"/>
+              </w:rPr>
+              <w:t xml:space="preserve">Die Datenübertragung braucht schon mehr Schritte als die skalare Berechnung. D.h. die Parallelisierung würde keine Vorteile bringen.</w:t>
+            </w:r>
+          </w:p>
+          <w:p>
+            <w:pPr>
+              <w:spacing w:after="240" w:before="240" w:line="278.00000000000006" w:lineRule="auto"/>
+              <w:rPr>
+                <w:sz w:val="24"/>
+                <w:szCs w:val="24"/>
+              </w:rPr>
+            </w:pPr>
+            <w:r>
+              <w:rPr>
+                <w:rtl w:val="0"/>
+              </w:rPr>
+            </w:r>
+          </w:p>
+          <w:p>
+            <w:pPr>
+              <w:spacing w:after="240" w:before="240" w:line="278.00000000000006" w:lineRule="auto"/>
+              <w:rPr>
+                <w:sz w:val="24"/>
+                <w:szCs w:val="24"/>
+              </w:rPr>
+            </w:pPr>
+            <w:r>
+              <w:rPr>
+                <w:rtl w:val="0"/>
+              </w:rPr>
+            </w:r>
+          </w:p>
+          <w:p>
+            <w:pPr>
+              <w:spacing w:after="240" w:before="240" w:line="278.00000000000006" w:lineRule="auto"/>
+              <w:rPr>
+                <w:sz w:val="24"/>
+                <w:szCs w:val="24"/>
+              </w:rPr>
+            </w:pPr>
+            <w:r>
+              <w:rPr>
+                <w:rtl w:val="0"/>
+              </w:rPr>
+            </w:r>
+          </w:p>
+          <w:p>
+            <w:pPr>
+              <w:spacing w:after="240" w:before="240" w:line="278.00000000000006" w:lineRule="auto"/>
+              <w:rPr>
+                <w:b w:val="1"/>
+                <w:sz w:val="24"/>
+                <w:szCs w:val="24"/>
+              </w:rPr>
+            </w:pPr>
+            <w:r>
+              <w:rPr>
+                <w:b w:val="1"/>
+                <w:sz w:val="24"/>
+                <w:szCs w:val="24"/>
+                <w:rtl w:val="0"/>
+              </w:rPr>
+              <w:t xml:space="preserve">Arithmetische Intensität (AI)</w:t>
+            </w:r>
+          </w:p>
+          <w:p>
+            <w:pPr>
+              <w:spacing w:after="240" w:before="240" w:line="278.00000000000006" w:lineRule="auto"/>
+              <w:rPr>
+                <w:sz w:val="28"/>
+                <w:szCs w:val="28"/>
+              </w:rPr>
+            </w:pPr>
+            <m:oMath>
+              <m:r>
+                <w:rPr>
+                  <w:sz w:val="28"/>
+                  <w:szCs w:val="28"/>
+                </w:rPr>
+                <m:t xml:space="preserve">AI=</m:t>
+              </m:r>
+              <m:f>
+                <m:fPr>
+                  <m:ctrlPr>
+                    <w:rPr>
+                      <w:sz w:val="28"/>
+                      <w:szCs w:val="28"/>
+                    </w:rPr>
+                  </m:ctrlPr>
+                </m:fPr>
+                <m:num>
+                  <m:r>
+                    <w:rPr>
+                      <w:sz w:val="28"/>
+                      <w:szCs w:val="28"/>
+                    </w:rPr>
+                    <m:t xml:space="preserve">Anzahl FLops</m:t>
+                  </m:r>
+                </m:num>
+                <m:den>
+                  <m:r>
+                    <w:rPr>
+                      <w:sz w:val="28"/>
+                      <w:szCs w:val="28"/>
+                    </w:rPr>
+                    <m:t xml:space="preserve">Anzahl der übertragenen Bytes</m:t>
+                  </m:r>
+                </m:den>
+              </m:f>
+            </m:oMath>
+            <w:r>
+              <w:rPr>
+                <w:rtl w:val="0"/>
+              </w:rPr>
+            </w:r>
+          </w:p>
+          <w:p>
+            <w:pPr>
+              <w:spacing w:after="240" w:before="240" w:line="278.00000000000006" w:lineRule="auto"/>
+              <w:rPr>
+                <w:sz w:val="28"/>
+                <w:szCs w:val="28"/>
+              </w:rPr>
+            </w:pPr>
+            <m:oMath>
+              <m:r>
+                <w:rPr>
+                  <w:sz w:val="28"/>
+                  <w:szCs w:val="28"/>
+                </w:rPr>
+                <m:t xml:space="preserve">    =</m:t>
+              </m:r>
+              <m:f>
+                <m:fPr>
+                  <m:ctrlPr>
+                    <w:rPr>
+                      <w:sz w:val="28"/>
+                      <w:szCs w:val="28"/>
+                    </w:rPr>
+                  </m:ctrlPr>
+                </m:fPr>
+                <m:num>
+                  <m:r>
+                    <w:rPr>
+                      <w:sz w:val="28"/>
+                      <w:szCs w:val="28"/>
+                    </w:rPr>
+                    <m:t xml:space="preserve">N²</m:t>
+                  </m:r>
+                </m:num>
+                <m:den>
+                  <m:r>
+                    <w:rPr>
+                      <w:sz w:val="28"/>
+                      <w:szCs w:val="28"/>
+                    </w:rPr>
+                    <m:t xml:space="preserve">3*4*N²</m:t>
+                  </m:r>
+                </m:den>
+              </m:f>
+              <m:r>
+                <w:rPr>
+                  <w:sz w:val="28"/>
+                  <w:szCs w:val="28"/>
+                </w:rPr>
+                <m:t xml:space="preserve">=</m:t>
+              </m:r>
+              <m:f>
+                <m:fPr>
+                  <m:ctrlPr>
+                    <w:rPr>
+                      <w:sz w:val="28"/>
+                      <w:szCs w:val="28"/>
+                    </w:rPr>
+                  </m:ctrlPr>
+                </m:fPr>
+                <m:num>
+                  <m:r>
+                    <w:rPr>
+                      <w:sz w:val="28"/>
+                      <w:szCs w:val="28"/>
+                    </w:rPr>
+                    <m:t xml:space="preserve">1</m:t>
+                  </m:r>
+                </m:num>
+                <m:den>
+                  <m:r>
+                    <w:rPr>
+                      <w:sz w:val="28"/>
+                      <w:szCs w:val="28"/>
+                    </w:rPr>
+                    <m:t xml:space="preserve">12</m:t>
+                  </m:r>
+                </m:den>
+              </m:f>
+              <m:r>
+                <w:rPr>
+                  <w:sz w:val="28"/>
+                  <w:szCs w:val="28"/>
+                </w:rPr>
+                <m:t xml:space="preserve"> [</m:t>
+              </m:r>
+              <m:f>
+                <m:fPr>
+                  <m:ctrlPr>
+                    <w:rPr>
+                      <w:sz w:val="28"/>
+                      <w:szCs w:val="28"/>
+                    </w:rPr>
+                  </m:ctrlPr>
+                </m:fPr>
+                <m:num>
+                  <m:r>
+                    <w:rPr>
+                      <w:sz w:val="28"/>
+                      <w:szCs w:val="28"/>
+                    </w:rPr>
+                    <m:t xml:space="preserve">FLOPs</m:t>
+                  </m:r>
+                </m:num>
+                <m:den>
+                  <m:r>
+                    <w:rPr>
+                      <w:sz w:val="28"/>
+                      <w:szCs w:val="28"/>
+                    </w:rPr>
+                    <m:t xml:space="preserve">Byte</m:t>
+                  </m:r>
+                </m:den>
+              </m:f>
+              <m:r>
+                <w:rPr>
+                  <w:sz w:val="28"/>
+                  <w:szCs w:val="28"/>
+                </w:rPr>
+                <m:t xml:space="preserve">]</m:t>
+              </m:r>
+            </m:oMath>
+            <w:r>
+              <w:rPr>
+                <w:rtl w:val="0"/>
+              </w:rPr>
+            </w:r>
+          </w:p>
+          <w:p>
+            <w:pPr>
+              <w:spacing w:after="240" w:before="240" w:line="278.00000000000006" w:lineRule="auto"/>
+              <w:rPr>
+                <w:sz w:val="24"/>
+                <w:szCs w:val="24"/>
+              </w:rPr>
+            </w:pPr>
+            <w:r>
+              <w:rPr>
+                <w:rFonts w:ascii="Arial Unicode MS" w:cs="Arial Unicode MS" w:eastAsia="Arial Unicode MS" w:hAnsi="Arial Unicode MS"/>
+                <w:sz w:val="24"/>
+                <w:szCs w:val="24"/>
+                <w:rtl w:val="0"/>
+              </w:rPr>
+              <w:t xml:space="preserve">→ schlecht für GPU</w:t>
+            </w:r>
+          </w:p>
+        </w:tc>
+      </w:tr>
+      <w:tr>
+        <w:trPr>
+          <w:cantSplit w:val="0"/>
+          <w:trHeight w:val="740.9765625" w:hRule="atLeast"/>
+          <w:tblHeader w:val="0"/>
+        </w:trPr>
+        <w:tc>
+          <w:tcPr>
+            <w:tcBorders>
+              <w:top w:color="ffffff" w:space="0" w:sz="8" w:val="single"/>
+              <w:left w:color="ffffff" w:space="0" w:sz="8" w:val="single"/>
+              <w:bottom w:color="ffffff" w:space="0" w:sz="8" w:val="single"/>
+            </w:tcBorders>
+            <w:shd w:fill="ffffff" w:val="clear"/>
+          </w:tcPr>
+          <w:p>
+            <w:pPr>
+              <w:spacing w:after="240" w:before="240" w:line="278.00000000000006" w:lineRule="auto"/>
+              <w:jc w:val="both"/>
+              <w:rPr>
+                <w:b w:val="1"/>
+                <w:sz w:val="23"/>
+                <w:szCs w:val="23"/>
+                <w:u w:val="single"/>
+              </w:rPr>
+            </w:pPr>
+            <w:r>
+              <w:rPr>
+                <w:rtl w:val="0"/>
+              </w:rPr>
+            </w:r>
+          </w:p>
+        </w:tc>
+        <w:tc>
+          <w:tcPr>
+            <w:tcBorders>
+              <w:top w:color="ffffff" w:space="0" w:sz="8" w:val="single"/>
+              <w:bottom w:color="ffffff" w:space="0" w:sz="8" w:val="single"/>
+              <w:right w:color="ffffff" w:space="0" w:sz="8" w:val="single"/>
+            </w:tcBorders>
+          </w:tcPr>
+          <w:p>
+            <w:pPr>
+              <w:spacing w:after="240" w:before="240" w:line="278.00000000000006" w:lineRule="auto"/>
+              <w:jc w:val="both"/>
+              <w:rPr>
+                <w:b w:val="1"/>
+                <w:sz w:val="23"/>
+                <w:szCs w:val="23"/>
+                <w:u w:val="single"/>
+              </w:rPr>
+            </w:pPr>
+            <w:r>
+              <w:rPr>
+                <w:rtl w:val="0"/>
+              </w:rPr>
+            </w:r>
+          </w:p>
+        </w:tc>
+      </w:tr>
+    </w:tbl>
+    <w:p>
+      <w:pPr>
+        <w:spacing w:line="278.00000000000006" w:lineRule="auto"/>
+        <w:rPr>
+          <w:sz w:val="24"/>
+          <w:szCs w:val="24"/>
+        </w:rPr>
+      </w:pPr>
+      <w:r>
+        <w:rPr>
+          <w:rtl w:val="0"/>
+        </w:rPr>
+      </w:r>
+    </w:p>
+    <w:p>
+      <w:pPr>
+        <w:spacing w:line="278.00000000000006" w:lineRule="auto"/>
+        <w:rPr>
+          <w:sz w:val="24"/>
+          <w:szCs w:val="24"/>
+        </w:rPr>
+      </w:pPr>
+      <w:r>
+        <w:rPr>
+          <w:sz w:val="24"/>
+          <w:szCs w:val="24"/>
+          <w:rtl w:val="0"/>
+        </w:rPr>
+        <w:t xml:space="preserve">Bei der Matrixaddition ist der Rechenaufwand im Vergleich zum Datentransfer sehr gering. Es müssen drei Matrizen der Größe </w:t>
+      </w:r>
+      <m:oMath>
+        <m:r>
+          <w:rPr>
+            <w:sz w:val="24"/>
+            <w:szCs w:val="24"/>
+          </w:rPr>
+          <m:t xml:space="preserve">N</m:t>
+        </m:r>
+      </m:oMath>
+      <w:r>
+        <w:rPr>
+          <w:sz w:val="24"/>
+          <w:szCs w:val="24"/>
+          <w:rtl w:val="0"/>
+        </w:rPr>
+        <w:t xml:space="preserve">×</w:t>
+      </w:r>
+      <m:oMath>
+        <m:r>
+          <w:rPr>
+            <w:sz w:val="24"/>
+            <w:szCs w:val="24"/>
+          </w:rPr>
+          <m:t xml:space="preserve">N</m:t>
+        </m:r>
+      </m:oMath>
+      <w:r>
+        <w:rPr>
+          <w:sz w:val="24"/>
+          <w:szCs w:val="24"/>
+          <w:rtl w:val="0"/>
+        </w:rPr>
+        <w:t xml:space="preserve"> zwischen RAM und VRAM übertragen werden (zwei Eingabematrizen und eine Ausgabematrix), was </w:t>
+      </w:r>
+      <m:oMath>
+        <m:r>
+          <w:rPr>
+            <w:sz w:val="24"/>
+            <w:szCs w:val="24"/>
+          </w:rPr>
+          <m:t xml:space="preserve">3*N²</m:t>
+        </m:r>
+      </m:oMath>
+      <w:r>
+        <w:rPr>
+          <w:sz w:val="24"/>
+          <w:szCs w:val="24"/>
+          <w:rtl w:val="0"/>
+        </w:rPr>
+        <w:t xml:space="preserve"> Speichertransfers erfordert. Demgegenüber stehen lediglich </w:t>
+      </w:r>
+      <m:oMath>
+        <m:r>
+          <w:rPr>
+            <w:sz w:val="24"/>
+            <w:szCs w:val="24"/>
+          </w:rPr>
+          <m:t xml:space="preserve">N²</m:t>
+        </m:r>
+      </m:oMath>
+      <w:r>
+        <w:rPr>
+          <w:sz w:val="24"/>
+          <w:szCs w:val="24"/>
+          <w:rtl w:val="0"/>
+        </w:rPr>
+        <w:t xml:space="preserve"> skalare Operationen (eine Addition pro Matrixelement). Der Overhead für den Datentransfer sowie die Kernel-Verwaltung überwiegen hier den tatsächlichen Rechenaufwand, sodass sich die Nutzung von OpenCL nicht lohnt.</w:t>
+      </w:r>
+    </w:p>
+    <w:p>
+      <w:pPr>
+        <w:spacing w:line="278.00000000000006" w:lineRule="auto"/>
+        <w:rPr>
+          <w:sz w:val="24"/>
+          <w:szCs w:val="24"/>
+        </w:rPr>
+      </w:pPr>
+      <w:r>
+        <w:rPr>
+          <w:rtl w:val="0"/>
+        </w:rPr>
+      </w:r>
+    </w:p>
+    <w:p>
+      <w:pPr>
+        <w:spacing w:line="278.00000000000006" w:lineRule="auto"/>
+        <w:rPr>
+          <w:sz w:val="24"/>
+          <w:szCs w:val="24"/>
+        </w:rPr>
+      </w:pPr>
+      <w:r>
+        <w:rPr>
+          <w:sz w:val="24"/>
+          <w:szCs w:val="24"/>
+          <w:rtl w:val="0"/>
+        </w:rPr>
+        <w:t xml:space="preserve">Anders bei der Matrixmultiplikation: Hier beträgt der Rechenaufwand etwa </w:t>
+      </w:r>
+      <m:oMath>
+        <m:r>
+          <w:rPr>
+            <w:sz w:val="24"/>
+            <w:szCs w:val="24"/>
+          </w:rPr>
+          <m:t xml:space="preserve">2*N³</m:t>
+        </m:r>
+      </m:oMath>
+      <w:r>
+        <w:rPr>
+          <w:sz w:val="24"/>
+          <w:szCs w:val="24"/>
+          <w:rtl w:val="0"/>
+        </w:rPr>
+        <w:t xml:space="preserve"> FLOPs, während der Datentransfer ebenfalls </w:t>
+      </w:r>
+      <m:oMath>
+        <m:r>
+          <w:rPr>
+            <w:sz w:val="24"/>
+            <w:szCs w:val="24"/>
+          </w:rPr>
+          <m:t xml:space="preserve">3*N²</m:t>
+        </m:r>
+      </m:oMath>
+      <w:r>
+        <w:rPr>
+          <w:rFonts w:ascii="Arial Unicode MS" w:cs="Arial Unicode MS" w:eastAsia="Arial Unicode MS" w:hAnsi="Arial Unicode MS"/>
+          <w:sz w:val="24"/>
+          <w:szCs w:val="24"/>
+          <w:rtl w:val="0"/>
+        </w:rPr>
+        <w:t xml:space="preserve"> Elemente betrifft. Da die Anzahl der Rechenoperationen im Vergleich zum Datentransfer deutlich höher ist (arithmetische Intensität ≈</w:t>
+      </w:r>
+      <m:oMath>
+        <m:f>
+          <m:fPr>
+            <m:ctrlPr>
+              <w:rPr>
+                <w:sz w:val="24"/>
+                <w:szCs w:val="24"/>
+              </w:rPr>
+            </m:ctrlPr>
+          </m:fPr>
+          <m:num>
+            <m:r>
+              <w:rPr>
+                <w:sz w:val="24"/>
+                <w:szCs w:val="24"/>
+              </w:rPr>
+              <m:t xml:space="preserve">2*N³</m:t>
+            </m:r>
+          </m:num>
+          <m:den>
+            <m:r>
+              <w:rPr>
+                <w:sz w:val="24"/>
+                <w:szCs w:val="24"/>
+              </w:rPr>
+              <m:t xml:space="preserve">3*N³</m:t>
+            </m:r>
+          </m:den>
+        </m:f>
+        <m:r>
+          <w:rPr>
+            <w:sz w:val="24"/>
+            <w:szCs w:val="24"/>
+          </w:rPr>
+          <m:t xml:space="preserve">=</m:t>
+        </m:r>
+        <m:f>
+          <m:fPr>
+            <m:ctrlPr>
+              <w:rPr>
+                <w:sz w:val="24"/>
+                <w:szCs w:val="24"/>
+              </w:rPr>
+            </m:ctrlPr>
+          </m:fPr>
+          <m:num>
+            <m:r>
+              <w:rPr>
+                <w:sz w:val="24"/>
+                <w:szCs w:val="24"/>
+              </w:rPr>
+              <m:t xml:space="preserve">2</m:t>
+            </m:r>
+          </m:num>
+          <m:den>
+            <m:r>
+              <w:rPr>
+                <w:sz w:val="24"/>
+                <w:szCs w:val="24"/>
+              </w:rPr>
+              <m:t xml:space="preserve">3</m:t>
+            </m:r>
+          </m:den>
+        </m:f>
+        <m:r>
+          <w:rPr>
+            <w:sz w:val="24"/>
+            <w:szCs w:val="24"/>
+          </w:rPr>
+          <m:t xml:space="preserve">N</m:t>
+        </m:r>
+      </m:oMath>
+      <w:r>
+        <w:rPr>
+          <w:sz w:val="24"/>
+          <w:szCs w:val="24"/>
+          <w:rtl w:val="0"/>
+        </w:rPr>
+        <w:t xml:space="preserve">), ist die Auslastung der GPU wesentlich effizienter. Die Parallelisierung über viele Threads amortisiert den Übertragungsaufwand, weshalb OpenCL hier deutlich bessere Resultate liefert.</w:t>
+      </w:r>
+    </w:p>
+    <w:p>
+      <w:pPr>
+        <w:spacing w:line="278.00000000000006" w:lineRule="auto"/>
+        <w:rPr>
+          <w:sz w:val="24"/>
+          <w:szCs w:val="24"/>
+        </w:rPr>
+      </w:pPr>
+      <w:r>
+        <w:rPr>
+          <w:rtl w:val="0"/>
+        </w:rPr>
+      </w:r>
+    </w:p>
+    <w:p>
+      <w:pPr>
+        <w:spacing w:line="278.00000000000006" w:lineRule="auto"/>
+        <w:rPr>
+          <w:b w:val="1"/>
+          <w:sz w:val="24"/>
+          <w:szCs w:val="24"/>
+        </w:rPr>
+      </w:pPr>
+      <w:r>
+        <w:rPr>
+          <w:rtl w:val="0"/>
+        </w:rPr>
+      </w:r>
+    </w:p>
+    <w:p>
+      <w:pPr>
+        <w:spacing w:line="278.00000000000006" w:lineRule="auto"/>
+        <w:rPr>
+          <w:b w:val="1"/>
+          <w:sz w:val="24"/>
+          <w:szCs w:val="24"/>
+        </w:rPr>
+      </w:pPr>
+      <w:r>
+        <w:rPr>
+          <w:rtl w:val="0"/>
+        </w:rPr>
+      </w:r>
+    </w:p>
+    <w:p>
+      <w:pPr>
+        <w:spacing w:line="278.00000000000006" w:lineRule="auto"/>
+        <w:rPr>
+          <w:b w:val="1"/>
+          <w:sz w:val="24"/>
+          <w:szCs w:val="24"/>
+        </w:rPr>
+      </w:pPr>
+      <w:r>
+        <w:rPr>
+          <w:rtl w:val="0"/>
+        </w:rPr>
+      </w:r>
+    </w:p>
+    <w:p>
+      <w:pPr>
+        <w:spacing w:line="278.00000000000006" w:lineRule="auto"/>
+        <w:rPr>
+          <w:b w:val="1"/>
+          <w:sz w:val="24"/>
+          <w:szCs w:val="24"/>
+        </w:rPr>
+      </w:pPr>
+      <w:r>
+        <w:rPr>
+          <w:rtl w:val="0"/>
+        </w:rPr>
+      </w:r>
+    </w:p>
+    <w:p>
+      <w:pPr>
+        <w:spacing w:line="278.00000000000006" w:lineRule="auto"/>
+        <w:rPr>
+          <w:b w:val="1"/>
+          <w:sz w:val="24"/>
+          <w:szCs w:val="24"/>
+        </w:rPr>
+      </w:pPr>
+      <w:r>
+        <w:rPr>
+          <w:rtl w:val="0"/>
+        </w:rPr>
+      </w:r>
+    </w:p>
+    <w:p>
+      <w:pPr>
+        <w:spacing w:line="278.00000000000006" w:lineRule="auto"/>
+        <w:rPr>
+          <w:b w:val="1"/>
+          <w:sz w:val="24"/>
+          <w:szCs w:val="24"/>
+        </w:rPr>
+      </w:pPr>
+      <w:r>
+        <w:rPr>
+          <w:rtl w:val="0"/>
+        </w:rPr>
+      </w:r>
+    </w:p>
+    <w:p>
+      <w:pPr>
+        <w:spacing w:line="278.00000000000006" w:lineRule="auto"/>
+        <w:rPr>
+          <w:b w:val="1"/>
+          <w:sz w:val="24"/>
+          <w:szCs w:val="24"/>
+        </w:rPr>
+      </w:pPr>
+      <w:r>
+        <w:rPr>
+          <w:rtl w:val="0"/>
+        </w:rPr>
+      </w:r>
+    </w:p>
+    <w:p>
+      <w:pPr>
+        <w:spacing w:line="278.00000000000006" w:lineRule="auto"/>
+        <w:rPr>
+          <w:b w:val="1"/>
+          <w:sz w:val="24"/>
+          <w:szCs w:val="24"/>
+        </w:rPr>
+      </w:pPr>
+      <w:r>
+        <w:rPr>
+          <w:rtl w:val="0"/>
+        </w:rPr>
+      </w:r>
+    </w:p>
+    <w:p>
+      <w:pPr>
+        <w:spacing w:line="278.00000000000006" w:lineRule="auto"/>
+        <w:rPr>
+          <w:b w:val="1"/>
+          <w:sz w:val="24"/>
+          <w:szCs w:val="24"/>
+        </w:rPr>
+      </w:pPr>
+      <w:r>
+        <w:rPr>
+          <w:rtl w:val="0"/>
+        </w:rPr>
+      </w:r>
+    </w:p>
+    <w:p>
+      <w:pPr>
+        <w:spacing w:line="278.00000000000006" w:lineRule="auto"/>
+        <w:rPr>
+          <w:b w:val="1"/>
+          <w:sz w:val="24"/>
+          <w:szCs w:val="24"/>
+        </w:rPr>
+      </w:pPr>
+      <w:r>
+        <w:rPr>
+          <w:rtl w:val="0"/>
+        </w:rPr>
+      </w:r>
+    </w:p>
+    <w:p>
+      <w:pPr>
+        <w:spacing w:line="278.00000000000006" w:lineRule="auto"/>
+        <w:rPr>
+          <w:b w:val="1"/>
+          <w:sz w:val="24"/>
+          <w:szCs w:val="24"/>
+        </w:rPr>
+      </w:pPr>
+      <w:r>
+        <w:rPr>
+          <w:b w:val="1"/>
+          <w:sz w:val="24"/>
+          <w:szCs w:val="24"/>
+          <w:rtl w:val="0"/>
+        </w:rPr>
+        <w:t xml:space="preserve">Aufgabe 8.1 ii)</w:t>
+      </w:r>
+    </w:p>
+    <w:p>
+      <w:pPr>
+        <w:spacing w:line="278.00000000000006" w:lineRule="auto"/>
+        <w:rPr>
+          <w:b w:val="1"/>
+          <w:sz w:val="24"/>
+          <w:szCs w:val="24"/>
+        </w:rPr>
+      </w:pPr>
+      <w:r>
+        <w:rPr>
+          <w:rtl w:val="0"/>
+        </w:rPr>
+      </w:r>
+    </w:p>
+    <w:p>
+      <w:pPr>
+        <w:spacing w:line="278.00000000000006" w:lineRule="auto"/>
+        <w:rPr>
+          <w:sz w:val="24"/>
+          <w:szCs w:val="24"/>
+        </w:rPr>
+      </w:pPr>
+      <w:r>
+        <w:rPr>
+          <w:sz w:val="24"/>
+          <w:szCs w:val="24"/>
+          <w:rtl w:val="0"/>
+        </w:rPr>
+        <w:t xml:space="preserve">Wie groß ist unser VRAM von unserem GPU?:</w:t>
+      </w:r>
+    </w:p>
+    <w:p>
+      <w:pPr>
+        <w:spacing w:line="278.00000000000006" w:lineRule="auto"/>
+        <w:rPr>
+          <w:sz w:val="24"/>
+          <w:szCs w:val="24"/>
+        </w:rPr>
+      </w:pPr>
+      <w:r>
+        <w:rPr>
+          <w:rtl w:val="0"/>
+        </w:rPr>
+      </w:r>
+    </w:p>
+    <w:p>
+      <w:pPr>
+        <w:shd w:fill="1f1f1f" w:val="clear"/>
+        <w:spacing w:line="240" w:lineRule="auto"/>
+        <w:rPr>
+          <w:rFonts w:ascii="Consolas" w:cs="Consolas" w:eastAsia="Consolas" w:hAnsi="Consolas"/>
+          <w:color w:val="cccccc"/>
+          <w:sz w:val="21"/>
+          <w:szCs w:val="21"/>
+        </w:rPr>
+      </w:pPr>
+      <w:r>
+        <w:rPr>
+          <w:rtl w:val="0"/>
+        </w:rPr>
+      </w:r>
+    </w:p>
+    <w:p>
+      <w:pPr>
+        <w:shd w:fill="1f1f1f" w:val="clear"/>
+        <w:spacing w:line="240" w:lineRule="auto"/>
+        <w:rPr>
+          <w:rFonts w:ascii="Consolas" w:cs="Consolas" w:eastAsia="Consolas" w:hAnsi="Consolas"/>
+          <w:color w:val="cccccc"/>
+          <w:sz w:val="21"/>
+          <w:szCs w:val="21"/>
+        </w:rPr>
+      </w:pPr>
+      <w:r>
+        <w:rPr>
+          <w:rFonts w:ascii="Consolas" w:cs="Consolas" w:eastAsia="Consolas" w:hAnsi="Consolas"/>
+          <w:color w:val="cccccc"/>
+          <w:sz w:val="21"/>
+          <w:szCs w:val="21"/>
+          <w:rtl w:val="0"/>
+        </w:rPr>
+        <w:t xml:space="preserve">paris:Code&gt; clinfo | grep "Global memory size"</w:t>
+      </w:r>
+    </w:p>
+    <w:p>
+      <w:pPr>
+        <w:shd w:fill="1f1f1f" w:val="clear"/>
+        <w:spacing w:line="240" w:lineRule="auto"/>
+        <w:rPr>
+          <w:rFonts w:ascii="Consolas" w:cs="Consolas" w:eastAsia="Consolas" w:hAnsi="Consolas"/>
+          <w:color w:val="cccccc"/>
+          <w:sz w:val="21"/>
+          <w:szCs w:val="21"/>
+        </w:rPr>
+      </w:pPr>
+      <w:r>
+        <w:rPr>
+          <w:rFonts w:ascii="Consolas" w:cs="Consolas" w:eastAsia="Consolas" w:hAnsi="Consolas"/>
+          <w:color w:val="cccccc"/>
+          <w:sz w:val="21"/>
+          <w:szCs w:val="21"/>
+          <w:rtl w:val="0"/>
+        </w:rPr>
+        <w:t xml:space="preserve">  Global memory size                              3893690368 (3.626GiB)</w:t>
+      </w:r>
+    </w:p>
+    <w:p>
+      <w:pPr>
+        <w:shd w:fill="1f1f1f" w:val="clear"/>
+        <w:spacing w:line="240" w:lineRule="auto"/>
+        <w:rPr>
+          <w:rFonts w:ascii="Consolas" w:cs="Consolas" w:eastAsia="Consolas" w:hAnsi="Consolas"/>
+          <w:color w:val="cccccc"/>
+          <w:sz w:val="21"/>
+          <w:szCs w:val="21"/>
+        </w:rPr>
+      </w:pPr>
+      <w:r>
+        <w:rPr>
+          <w:rtl w:val="0"/>
+        </w:rPr>
+      </w:r>
+    </w:p>
+    <w:p>
+      <w:pPr>
+        <w:spacing w:line="278.00000000000006" w:lineRule="auto"/>
+        <w:rPr>
+          <w:sz w:val="24"/>
+          <w:szCs w:val="24"/>
+        </w:rPr>
+      </w:pPr>
+      <w:r>
+        <w:rPr>
+          <w:rtl w:val="0"/>
+        </w:rPr>
+      </w:r>
+    </w:p>
+    <w:p>
+      <w:pPr>
+        <w:spacing w:line="278.00000000000006" w:lineRule="auto"/>
+        <w:rPr>
+          <w:sz w:val="24"/>
+          <w:szCs w:val="24"/>
+        </w:rPr>
+      </w:pPr>
+      <w:r>
+        <w:rPr>
+          <w:sz w:val="24"/>
+          <w:szCs w:val="24"/>
+          <w:rtl w:val="0"/>
+        </w:rPr>
+        <w:t xml:space="preserve">=&gt; 3893690368 Bytes</w:t>
+      </w:r>
+    </w:p>
+    <w:p>
+      <w:pPr>
+        <w:spacing w:line="278.00000000000006" w:lineRule="auto"/>
+        <w:rPr>
+          <w:sz w:val="24"/>
+          <w:szCs w:val="24"/>
+        </w:rPr>
+      </w:pPr>
+      <w:r>
+        <w:rPr>
+          <w:rtl w:val="0"/>
+        </w:rPr>
+      </w:r>
+    </w:p>
+    <w:p>
+      <w:pPr>
+        <w:spacing w:line="278.00000000000006" w:lineRule="auto"/>
+        <w:rPr>
+          <w:sz w:val="24"/>
+          <w:szCs w:val="24"/>
+        </w:rPr>
+      </w:pPr>
+      <w:r>
+        <w:rPr>
+          <w:sz w:val="24"/>
+          <w:szCs w:val="24"/>
+          <w:rtl w:val="0"/>
+        </w:rPr>
+        <w:t xml:space="preserve">Da wir </w:t>
+      </w:r>
+      <m:oMath>
+        <m:r>
+          <w:rPr>
+            <w:sz w:val="24"/>
+            <w:szCs w:val="24"/>
+          </w:rPr>
+          <m:t xml:space="preserve">3*N² </m:t>
+        </m:r>
+      </m:oMath>
+      <w:r>
+        <w:rPr>
+          <w:sz w:val="24"/>
+          <w:szCs w:val="24"/>
+          <w:rtl w:val="0"/>
+        </w:rPr>
+        <w:t xml:space="preserve">viele Floats (4 Bytes pro Float) senden, muss gelten:</w:t>
+      </w:r>
+    </w:p>
+    <w:p>
+      <w:pPr>
+        <w:spacing w:after="240" w:before="240" w:line="278.00000000000006" w:lineRule="auto"/>
+        <w:rPr>
+          <w:sz w:val="24"/>
+          <w:szCs w:val="24"/>
+        </w:rPr>
+      </w:pPr>
+      <m:oMath>
+        <m:r>
+          <w:rPr>
+            <w:sz w:val="24"/>
+            <w:szCs w:val="24"/>
+          </w:rPr>
+          <m:t xml:space="preserve">3*N² * 4  </m:t>
+        </m:r>
+        <m:r>
+          <w:rPr>
+            <w:color w:val="e0e0e0"/>
+            <w:sz w:val="72"/>
+            <w:szCs w:val="72"/>
+            <w:shd w:fill="181818" w:val="clear"/>
+          </w:rPr>
+          <m:t xml:space="preserve">≤ </m:t>
+        </m:r>
+        <m:r>
+          <w:rPr>
+            <w:sz w:val="24"/>
+            <w:szCs w:val="24"/>
+          </w:rPr>
+          <m:t xml:space="preserve"> 3893690368  </m:t>
+        </m:r>
+        <m:r>
+          <w:rPr>
+            <w:color w:val="e8e6e3"/>
+            <w:sz w:val="30"/>
+            <w:szCs w:val="30"/>
+            <w:shd w:fill="17191a" w:val="clear"/>
+          </w:rPr>
+          <m:t xml:space="preserve">⇔  </m:t>
+        </m:r>
+        <m:r>
+          <w:rPr>
+            <w:sz w:val="24"/>
+            <w:szCs w:val="24"/>
+          </w:rPr>
+          <m:t xml:space="preserve">N </m:t>
+        </m:r>
+        <m:r>
+          <w:rPr>
+            <w:color w:val="e0e0e0"/>
+            <w:sz w:val="72"/>
+            <w:szCs w:val="72"/>
+            <w:shd w:fill="181818" w:val="clear"/>
+          </w:rPr>
+          <m:t xml:space="preserve">≤ sqrt(</m:t>
+        </m:r>
+        <m:r>
+          <w:rPr>
+            <w:sz w:val="24"/>
+            <w:szCs w:val="24"/>
+          </w:rPr>
+          <m:t xml:space="preserve">3893690368/12) </m:t>
+        </m:r>
+        <m:r>
+          <w:rPr>
+            <w:color w:val="d9d6d1"/>
+            <w:sz w:val="48"/>
+            <w:szCs w:val="48"/>
+            <w:shd w:fill="17191a" w:val="clear"/>
+          </w:rPr>
+          <m:t xml:space="preserve">≈ 18013</m:t>
+        </m:r>
+        <m:r>
+          <w:rPr>
+            <w:sz w:val="24"/>
+            <w:szCs w:val="24"/>
+          </w:rPr>
+          <m:t xml:space="preserve">  </m:t>
+        </m:r>
+      </m:oMath>
+      <w:r>
+        <w:rPr>
+          <w:rtl w:val="0"/>
+        </w:rPr>
+      </w:r>
+    </w:p>
+    <w:p>
+      <w:pPr>
+        <w:spacing w:after="240" w:before="240" w:line="278.00000000000006" w:lineRule="auto"/>
+        <w:rPr>
+          <w:sz w:val="24"/>
+          <w:szCs w:val="24"/>
+        </w:rPr>
+      </w:pPr>
+      <m:oMath>
+        <m:sSup>
+          <m:sSupPr>
+            <m:ctrlPr>
+              <w:rPr>
+                <w:sz w:val="24"/>
+                <w:szCs w:val="24"/>
+              </w:rPr>
+            </m:ctrlPr>
+          </m:sSupPr>
+          <m:e>
+            <m:r>
+              <w:rPr>
+                <w:sz w:val="24"/>
+                <w:szCs w:val="24"/>
+              </w:rPr>
+              <m:t xml:space="preserve">2</m:t>
+            </m:r>
+          </m:e>
+          <m:sup>
+            <m:r>
+              <w:rPr>
+                <w:sz w:val="24"/>
+                <w:szCs w:val="24"/>
+              </w:rPr>
+              <m:t xml:space="preserve">15</m:t>
+            </m:r>
+          </m:sup>
+        </m:sSup>
+        <m:r>
+          <w:rPr>
+            <w:sz w:val="24"/>
+            <w:szCs w:val="24"/>
+          </w:rPr>
+          <m:t xml:space="preserve"> = 32768 </m:t>
+        </m:r>
+        <m:r>
+          <w:rPr>
+            <w:color w:val="c0daff"/>
+            <w:sz w:val="27"/>
+            <w:szCs w:val="27"/>
+            <w:shd w:fill="181a1b" w:val="clear"/>
+          </w:rPr>
+          <m:t xml:space="preserve">&gt;</m:t>
+        </m:r>
+        <m:r>
+          <w:rPr>
+            <w:color w:val="d9d6d1"/>
+            <w:sz w:val="48"/>
+            <w:szCs w:val="48"/>
+            <w:shd w:fill="17191a" w:val="clear"/>
+          </w:rPr>
+          <m:t xml:space="preserve">18013</m:t>
+        </m:r>
+        <m:r>
+          <w:rPr>
+            <w:color w:val="c0daff"/>
+            <w:sz w:val="27"/>
+            <w:szCs w:val="27"/>
+            <w:shd w:fill="181a1b" w:val="clear"/>
+          </w:rPr>
+          <m:t xml:space="preserve"> </m:t>
+        </m:r>
+      </m:oMath>
+      <w:r>
+        <w:rPr>
+          <w:rtl w:val="0"/>
+        </w:rPr>
+      </w:r>
+    </w:p>
+    <w:p>
+      <w:pPr>
+        <w:spacing w:after="240" w:before="240" w:line="278.00000000000006" w:lineRule="auto"/>
+        <w:rPr>
+          <w:sz w:val="24"/>
+          <w:szCs w:val="24"/>
+        </w:rPr>
+      </w:pPr>
+      <m:oMath>
+        <m:sSup>
+          <m:sSupPr>
+            <m:ctrlPr>
+              <w:rPr>
+                <w:sz w:val="24"/>
+                <w:szCs w:val="24"/>
+              </w:rPr>
+            </m:ctrlPr>
+          </m:sSupPr>
+          <m:e>
+            <m:r>
+              <w:rPr>
+                <w:sz w:val="24"/>
+                <w:szCs w:val="24"/>
+              </w:rPr>
+              <m:t xml:space="preserve">2</m:t>
+            </m:r>
+          </m:e>
+          <m:sup>
+            <m:r>
+              <w:rPr>
+                <w:sz w:val="24"/>
+                <w:szCs w:val="24"/>
+              </w:rPr>
+              <m:t xml:space="preserve">14</m:t>
+            </m:r>
+          </m:sup>
+        </m:sSup>
+        <m:r>
+          <w:rPr>
+            <w:sz w:val="24"/>
+            <w:szCs w:val="24"/>
+          </w:rPr>
+          <m:t xml:space="preserve"> = 16384  </m:t>
+        </m:r>
+        <m:r>
+          <w:rPr>
+            <w:color w:val="e0e0e0"/>
+            <w:sz w:val="72"/>
+            <w:szCs w:val="72"/>
+            <w:shd w:fill="181818" w:val="clear"/>
+          </w:rPr>
+          <m:t xml:space="preserve">≤  </m:t>
+        </m:r>
+        <m:r>
+          <w:rPr>
+            <w:color w:val="d9d6d1"/>
+            <w:sz w:val="48"/>
+            <w:szCs w:val="48"/>
+            <w:shd w:fill="17191a" w:val="clear"/>
+          </w:rPr>
+          <m:t xml:space="preserve">18013</m:t>
+        </m:r>
+      </m:oMath>
+      <w:r>
+        <w:rPr>
+          <w:rtl w:val="0"/>
+        </w:rPr>
+      </w:r>
+    </w:p>
+    <w:p>
+      <w:pPr>
+        <w:spacing w:after="240" w:before="240" w:line="278.00000000000006" w:lineRule="auto"/>
+        <w:rPr>
+          <w:sz w:val="24"/>
+          <w:szCs w:val="24"/>
+        </w:rPr>
+      </w:pPr>
+      <m:oMath>
+        <m:r>
+          <w:rPr>
+            <w:color w:val="c0daff"/>
+            <w:sz w:val="27"/>
+            <w:szCs w:val="27"/>
+            <w:shd w:fill="17191a" w:val="clear"/>
+          </w:rPr>
+          <m:t xml:space="preserve">⇒ maximum N := </m:t>
+        </m:r>
+        <m:sSup>
+          <m:sSupPr>
+            <m:ctrlPr>
+              <w:rPr>
+                <w:color w:val="c0daff"/>
+                <w:sz w:val="27"/>
+                <w:szCs w:val="27"/>
+                <w:shd w:fill="17191a" w:val="clear"/>
+              </w:rPr>
+            </m:ctrlPr>
+          </m:sSupPr>
+          <m:e>
+            <m:r>
+              <w:rPr>
+                <w:color w:val="c0daff"/>
+                <w:sz w:val="27"/>
+                <w:szCs w:val="27"/>
+                <w:shd w:fill="17191a" w:val="clear"/>
+              </w:rPr>
+              <m:t xml:space="preserve">2</m:t>
+            </m:r>
+          </m:e>
+          <m:sup>
+            <m:r>
+              <w:rPr>
+                <w:color w:val="c0daff"/>
+                <w:sz w:val="27"/>
+                <w:szCs w:val="27"/>
+                <w:shd w:fill="17191a" w:val="clear"/>
+              </w:rPr>
+              <m:t xml:space="preserve">14</m:t>
+            </m:r>
+          </m:sup>
+        </m:sSup>
+        <m:r>
+          <w:rPr>
+            <w:color w:val="c0daff"/>
+            <w:sz w:val="27"/>
+            <w:szCs w:val="27"/>
+            <w:shd w:fill="17191a" w:val="clear"/>
+          </w:rPr>
+          <m:t xml:space="preserve"> </m:t>
+        </m:r>
+        <m:r>
+          <w:rPr>
+            <w:sz w:val="24"/>
+            <w:szCs w:val="24"/>
+          </w:rPr>
+          <m:t xml:space="preserve">= 16384</m:t>
+        </m:r>
+      </m:oMath>
+      <w:r>
+        <w:rPr>
+          <w:rtl w:val="0"/>
+        </w:rPr>
+      </w:r>
+    </w:p>
+    <w:p>
+      <w:pPr>
+        <w:shd w:fill="1f1f1f" w:val="clear"/>
+        <w:spacing w:line="240" w:lineRule="auto"/>
+        <w:rPr>
+          <w:rFonts w:ascii="Consolas" w:cs="Consolas" w:eastAsia="Consolas" w:hAnsi="Consolas"/>
+          <w:color w:val="cccccc"/>
+          <w:sz w:val="21"/>
+          <w:szCs w:val="21"/>
+        </w:rPr>
+      </w:pPr>
+      <w:r>
+        <w:rPr>
+          <w:rtl w:val="0"/>
+        </w:rPr>
+      </w:r>
+    </w:p>
+    <w:p>
+      <w:pPr>
+        <w:shd w:fill="1f1f1f" w:val="clear"/>
+        <w:spacing w:line="240" w:lineRule="auto"/>
+        <w:rPr>
+          <w:rFonts w:ascii="Consolas" w:cs="Consolas" w:eastAsia="Consolas" w:hAnsi="Consolas"/>
+          <w:color w:val="cccccc"/>
+          <w:sz w:val="21"/>
+          <w:szCs w:val="21"/>
+        </w:rPr>
+      </w:pPr>
+      <w:r>
+        <w:rPr>
+          <w:rFonts w:ascii="Consolas" w:cs="Consolas" w:eastAsia="Consolas" w:hAnsi="Consolas"/>
+          <w:color w:val="cccccc"/>
+          <w:sz w:val="21"/>
+          <w:szCs w:val="21"/>
+          <w:rtl w:val="0"/>
+        </w:rPr>
+        <w:t xml:space="preserve">N = 16:</w:t>
+      </w:r>
+    </w:p>
+    <w:p>
+      <w:pPr>
+        <w:shd w:fill="1f1f1f" w:val="clear"/>
+        <w:spacing w:line="240" w:lineRule="auto"/>
+        <w:rPr>
+          <w:rFonts w:ascii="Consolas" w:cs="Consolas" w:eastAsia="Consolas" w:hAnsi="Consolas"/>
+          <w:color w:val="cccccc"/>
+          <w:sz w:val="21"/>
+          <w:szCs w:val="21"/>
+        </w:rPr>
+      </w:pPr>
+      <w:r>
+        <w:rPr>
+          <w:rtl w:val="0"/>
+        </w:rPr>
+      </w:r>
+    </w:p>
+    <w:p>
+      <w:pPr>
+        <w:shd w:fill="1f1f1f" w:val="clear"/>
+        <w:spacing w:line="240" w:lineRule="auto"/>
+        <w:rPr>
+          <w:rFonts w:ascii="Consolas" w:cs="Consolas" w:eastAsia="Consolas" w:hAnsi="Consolas"/>
+          <w:color w:val="cccccc"/>
+          <w:sz w:val="21"/>
+          <w:szCs w:val="21"/>
+        </w:rPr>
+      </w:pPr>
+      <w:r>
+        <w:rPr>
+          <w:rFonts w:ascii="Consolas" w:cs="Consolas" w:eastAsia="Consolas" w:hAnsi="Consolas"/>
+          <w:color w:val="cccccc"/>
+          <w:sz w:val="21"/>
+          <w:szCs w:val="21"/>
+          <w:rtl w:val="0"/>
+        </w:rPr>
+        <w:t xml:space="preserve">OpenCL - elapsed time: 260 ms</w:t>
+      </w:r>
+    </w:p>
+    <w:p>
+      <w:pPr>
+        <w:shd w:fill="1f1f1f" w:val="clear"/>
+        <w:spacing w:line="240" w:lineRule="auto"/>
+        <w:rPr>
+          <w:rFonts w:ascii="Consolas" w:cs="Consolas" w:eastAsia="Consolas" w:hAnsi="Consolas"/>
+          <w:color w:val="cccccc"/>
+          <w:sz w:val="21"/>
+          <w:szCs w:val="21"/>
+        </w:rPr>
+      </w:pPr>
+      <w:r>
+        <w:rPr>
+          <w:rFonts w:ascii="Consolas" w:cs="Consolas" w:eastAsia="Consolas" w:hAnsi="Consolas"/>
+          <w:color w:val="cccccc"/>
+          <w:sz w:val="21"/>
+          <w:szCs w:val="21"/>
+          <w:rtl w:val="0"/>
+        </w:rPr>
+        <w:t xml:space="preserve">Scalar - elapsed time: 0 ms</w:t>
+      </w:r>
+    </w:p>
+    <w:p>
+      <w:pPr>
+        <w:shd w:fill="1f1f1f" w:val="clear"/>
+        <w:spacing w:line="240" w:lineRule="auto"/>
+        <w:rPr>
+          <w:rFonts w:ascii="Consolas" w:cs="Consolas" w:eastAsia="Consolas" w:hAnsi="Consolas"/>
+          <w:color w:val="cccccc"/>
+          <w:sz w:val="21"/>
+          <w:szCs w:val="21"/>
+        </w:rPr>
+      </w:pPr>
+      <w:r>
+        <w:rPr>
+          <w:rFonts w:ascii="Consolas" w:cs="Consolas" w:eastAsia="Consolas" w:hAnsi="Consolas"/>
+          <w:color w:val="cccccc"/>
+          <w:sz w:val="21"/>
+          <w:szCs w:val="21"/>
+          <w:rtl w:val="0"/>
+        </w:rPr>
+        <w:t xml:space="preserve">OpenMP + SIMD - elapsed time: 0 ms</w:t>
+      </w:r>
+    </w:p>
+    <w:p>
+      <w:pPr>
+        <w:shd w:fill="1f1f1f" w:val="clear"/>
+        <w:spacing w:line="240" w:lineRule="auto"/>
+        <w:rPr>
+          <w:rFonts w:ascii="Consolas" w:cs="Consolas" w:eastAsia="Consolas" w:hAnsi="Consolas"/>
+          <w:color w:val="cccccc"/>
+          <w:sz w:val="21"/>
+          <w:szCs w:val="21"/>
+        </w:rPr>
+      </w:pPr>
+      <w:r>
+        <w:rPr>
+          <w:rFonts w:ascii="Consolas" w:cs="Consolas" w:eastAsia="Consolas" w:hAnsi="Consolas"/>
+          <w:color w:val="cccccc"/>
+          <w:sz w:val="21"/>
+          <w:szCs w:val="21"/>
+          <w:rtl w:val="0"/>
+        </w:rPr>
+        <w:t xml:space="preserve">OpenCL and scalar matrices are the same within tolerance.</w:t>
+      </w:r>
+    </w:p>
+    <w:p>
+      <w:pPr>
+        <w:shd w:fill="1f1f1f" w:val="clear"/>
+        <w:spacing w:line="240" w:lineRule="auto"/>
+        <w:rPr>
+          <w:rFonts w:ascii="Consolas" w:cs="Consolas" w:eastAsia="Consolas" w:hAnsi="Consolas"/>
+          <w:color w:val="cccccc"/>
+          <w:sz w:val="21"/>
+          <w:szCs w:val="21"/>
+        </w:rPr>
+      </w:pPr>
+      <w:r>
+        <w:rPr>
+          <w:rFonts w:ascii="Consolas" w:cs="Consolas" w:eastAsia="Consolas" w:hAnsi="Consolas"/>
+          <w:color w:val="cccccc"/>
+          <w:sz w:val="21"/>
+          <w:szCs w:val="21"/>
+          <w:rtl w:val="0"/>
+        </w:rPr>
+        <w:t xml:space="preserve">OpenMP and scalar matrices are the same within tolerance.</w:t>
+      </w:r>
+    </w:p>
+    <w:p>
+      <w:pPr>
+        <w:shd w:fill="1f1f1f" w:val="clear"/>
+        <w:spacing w:line="240" w:lineRule="auto"/>
+        <w:rPr>
+          <w:rFonts w:ascii="Consolas" w:cs="Consolas" w:eastAsia="Consolas" w:hAnsi="Consolas"/>
+          <w:color w:val="cccccc"/>
+          <w:sz w:val="21"/>
+          <w:szCs w:val="21"/>
+        </w:rPr>
+      </w:pPr>
+      <w:r>
+        <w:rPr>
+          <w:rtl w:val="0"/>
+        </w:rPr>
+      </w:r>
+    </w:p>
+    <w:p>
+      <w:pPr>
+        <w:spacing w:after="240" w:before="240" w:line="278.00000000000006" w:lineRule="auto"/>
+        <w:rPr>
+          <w:sz w:val="24"/>
+          <w:szCs w:val="24"/>
+        </w:rPr>
+      </w:pPr>
+      <w:r>
+        <w:rPr>
+          <w:rtl w:val="0"/>
+        </w:rPr>
+      </w:r>
+    </w:p>
+    <w:p>
+      <w:pPr>
+        <w:shd w:fill="1f1f1f" w:val="clear"/>
+        <w:spacing w:line="240" w:lineRule="auto"/>
+        <w:rPr>
+          <w:rFonts w:ascii="Consolas" w:cs="Consolas" w:eastAsia="Consolas" w:hAnsi="Consolas"/>
+          <w:color w:val="cccccc"/>
+          <w:sz w:val="21"/>
+          <w:szCs w:val="21"/>
+        </w:rPr>
+      </w:pPr>
+      <w:r>
+        <w:rPr>
+          <w:rtl w:val="0"/>
+        </w:rPr>
+      </w:r>
+    </w:p>
+    <w:p>
+      <w:pPr>
+        <w:shd w:fill="1f1f1f" w:val="clear"/>
+        <w:spacing w:line="240" w:lineRule="auto"/>
+        <w:rPr>
+          <w:rFonts w:ascii="Consolas" w:cs="Consolas" w:eastAsia="Consolas" w:hAnsi="Consolas"/>
+          <w:color w:val="cccccc"/>
+          <w:sz w:val="21"/>
+          <w:szCs w:val="21"/>
+        </w:rPr>
+      </w:pPr>
+      <w:r>
+        <w:rPr>
+          <w:rFonts w:ascii="Consolas" w:cs="Consolas" w:eastAsia="Consolas" w:hAnsi="Consolas"/>
+          <w:color w:val="cccccc"/>
+          <w:sz w:val="21"/>
+          <w:szCs w:val="21"/>
+          <w:rtl w:val="0"/>
+        </w:rPr>
+        <w:t xml:space="preserve">N = 32:</w:t>
+      </w:r>
+    </w:p>
+    <w:p>
+      <w:pPr>
+        <w:shd w:fill="1f1f1f" w:val="clear"/>
+        <w:spacing w:line="240" w:lineRule="auto"/>
+        <w:rPr>
+          <w:rFonts w:ascii="Consolas" w:cs="Consolas" w:eastAsia="Consolas" w:hAnsi="Consolas"/>
+          <w:color w:val="cccccc"/>
+          <w:sz w:val="21"/>
+          <w:szCs w:val="21"/>
+        </w:rPr>
+      </w:pPr>
+      <w:r>
+        <w:rPr>
+          <w:rtl w:val="0"/>
+        </w:rPr>
+      </w:r>
+    </w:p>
+    <w:p>
+      <w:pPr>
+        <w:shd w:fill="1f1f1f" w:val="clear"/>
+        <w:spacing w:line="240" w:lineRule="auto"/>
+        <w:rPr>
+          <w:rFonts w:ascii="Consolas" w:cs="Consolas" w:eastAsia="Consolas" w:hAnsi="Consolas"/>
+          <w:color w:val="cccccc"/>
+          <w:sz w:val="21"/>
+          <w:szCs w:val="21"/>
+        </w:rPr>
+      </w:pPr>
+      <w:r>
+        <w:rPr>
+          <w:rFonts w:ascii="Consolas" w:cs="Consolas" w:eastAsia="Consolas" w:hAnsi="Consolas"/>
+          <w:color w:val="cccccc"/>
+          <w:sz w:val="21"/>
+          <w:szCs w:val="21"/>
+          <w:rtl w:val="0"/>
+        </w:rPr>
+        <w:t xml:space="preserve">OpenCL - elapsed time: 269 ms</w:t>
+      </w:r>
+    </w:p>
+    <w:p>
+      <w:pPr>
+        <w:shd w:fill="1f1f1f" w:val="clear"/>
+        <w:spacing w:line="240" w:lineRule="auto"/>
+        <w:rPr>
+          <w:rFonts w:ascii="Consolas" w:cs="Consolas" w:eastAsia="Consolas" w:hAnsi="Consolas"/>
+          <w:color w:val="cccccc"/>
+          <w:sz w:val="21"/>
+          <w:szCs w:val="21"/>
+        </w:rPr>
+      </w:pPr>
+      <w:r>
+        <w:rPr>
+          <w:rFonts w:ascii="Consolas" w:cs="Consolas" w:eastAsia="Consolas" w:hAnsi="Consolas"/>
+          <w:color w:val="cccccc"/>
+          <w:sz w:val="21"/>
+          <w:szCs w:val="21"/>
+          <w:rtl w:val="0"/>
+        </w:rPr>
+        <w:t xml:space="preserve">Scalar - elapsed time: 0 ms</w:t>
+      </w:r>
+    </w:p>
+    <w:p>
+      <w:pPr>
+        <w:shd w:fill="1f1f1f" w:val="clear"/>
+        <w:spacing w:line="240" w:lineRule="auto"/>
+        <w:rPr>
+          <w:rFonts w:ascii="Consolas" w:cs="Consolas" w:eastAsia="Consolas" w:hAnsi="Consolas"/>
+          <w:color w:val="cccccc"/>
+          <w:sz w:val="21"/>
+          <w:szCs w:val="21"/>
+        </w:rPr>
+      </w:pPr>
+      <w:r>
+        <w:rPr>
+          <w:rFonts w:ascii="Consolas" w:cs="Consolas" w:eastAsia="Consolas" w:hAnsi="Consolas"/>
+          <w:color w:val="cccccc"/>
+          <w:sz w:val="21"/>
+          <w:szCs w:val="21"/>
+          <w:rtl w:val="0"/>
+        </w:rPr>
+        <w:t xml:space="preserve">OpenMP + SIMD - elapsed time: 0 ms</w:t>
+      </w:r>
+    </w:p>
+    <w:p>
+      <w:pPr>
+        <w:shd w:fill="1f1f1f" w:val="clear"/>
+        <w:spacing w:line="240" w:lineRule="auto"/>
+        <w:rPr>
+          <w:rFonts w:ascii="Consolas" w:cs="Consolas" w:eastAsia="Consolas" w:hAnsi="Consolas"/>
+          <w:color w:val="cccccc"/>
+          <w:sz w:val="21"/>
+          <w:szCs w:val="21"/>
+        </w:rPr>
+      </w:pPr>
+      <w:r>
+        <w:rPr>
+          <w:rFonts w:ascii="Consolas" w:cs="Consolas" w:eastAsia="Consolas" w:hAnsi="Consolas"/>
+          <w:color w:val="cccccc"/>
+          <w:sz w:val="21"/>
+          <w:szCs w:val="21"/>
+          <w:rtl w:val="0"/>
+        </w:rPr>
+        <w:t xml:space="preserve">OpenCL and scalar matrices are the same within tolerance.</w:t>
+      </w:r>
+    </w:p>
+    <w:p>
+      <w:pPr>
+        <w:shd w:fill="1f1f1f" w:val="clear"/>
+        <w:spacing w:line="240" w:lineRule="auto"/>
+        <w:rPr>
+          <w:rFonts w:ascii="Consolas" w:cs="Consolas" w:eastAsia="Consolas" w:hAnsi="Consolas"/>
+          <w:color w:val="cccccc"/>
+          <w:sz w:val="21"/>
+          <w:szCs w:val="21"/>
+        </w:rPr>
+      </w:pPr>
+      <w:r>
+        <w:rPr>
+          <w:rFonts w:ascii="Consolas" w:cs="Consolas" w:eastAsia="Consolas" w:hAnsi="Consolas"/>
+          <w:color w:val="cccccc"/>
+          <w:sz w:val="21"/>
+          <w:szCs w:val="21"/>
+          <w:rtl w:val="0"/>
+        </w:rPr>
+        <w:t xml:space="preserve">OpenMP and scalar matrices are the same within tolerance.</w:t>
+      </w:r>
+    </w:p>
+    <w:p>
+      <w:pPr>
+        <w:shd w:fill="1f1f1f" w:val="clear"/>
+        <w:spacing w:line="240" w:lineRule="auto"/>
+        <w:rPr>
+          <w:rFonts w:ascii="Consolas" w:cs="Consolas" w:eastAsia="Consolas" w:hAnsi="Consolas"/>
+          <w:color w:val="cccccc"/>
+          <w:sz w:val="21"/>
+          <w:szCs w:val="21"/>
+        </w:rPr>
+      </w:pPr>
+      <w:r>
+        <w:rPr>
+          <w:rtl w:val="0"/>
+        </w:rPr>
+      </w:r>
+    </w:p>
+    <w:p>
+      <w:pPr>
+        <w:spacing w:after="240" w:before="240" w:line="278.00000000000006" w:lineRule="auto"/>
+        <w:rPr>
+          <w:sz w:val="24"/>
+          <w:szCs w:val="24"/>
+        </w:rPr>
+      </w:pPr>
+      <w:r>
+        <w:rPr>
+          <w:rtl w:val="0"/>
+        </w:rPr>
+      </w:r>
+    </w:p>
+    <w:p>
+      <w:pPr>
+        <w:shd w:fill="1f1f1f" w:val="clear"/>
+        <w:spacing w:line="240" w:lineRule="auto"/>
+        <w:rPr>
+          <w:rFonts w:ascii="Consolas" w:cs="Consolas" w:eastAsia="Consolas" w:hAnsi="Consolas"/>
+          <w:color w:val="cccccc"/>
+          <w:sz w:val="21"/>
+          <w:szCs w:val="21"/>
+        </w:rPr>
+      </w:pPr>
+      <w:r>
+        <w:rPr>
+          <w:rtl w:val="0"/>
+        </w:rPr>
+      </w:r>
+    </w:p>
+    <w:p>
+      <w:pPr>
+        <w:shd w:fill="1f1f1f" w:val="clear"/>
+        <w:spacing w:line="240" w:lineRule="auto"/>
+        <w:rPr>
+          <w:rFonts w:ascii="Consolas" w:cs="Consolas" w:eastAsia="Consolas" w:hAnsi="Consolas"/>
+          <w:color w:val="cccccc"/>
+          <w:sz w:val="21"/>
+          <w:szCs w:val="21"/>
+        </w:rPr>
+      </w:pPr>
+      <w:r>
+        <w:rPr>
+          <w:rFonts w:ascii="Consolas" w:cs="Consolas" w:eastAsia="Consolas" w:hAnsi="Consolas"/>
+          <w:color w:val="cccccc"/>
+          <w:sz w:val="21"/>
+          <w:szCs w:val="21"/>
+          <w:rtl w:val="0"/>
+        </w:rPr>
+        <w:t xml:space="preserve">N = 64:</w:t>
+      </w:r>
+    </w:p>
+    <w:p>
+      <w:pPr>
+        <w:shd w:fill="1f1f1f" w:val="clear"/>
+        <w:spacing w:line="240" w:lineRule="auto"/>
+        <w:rPr>
+          <w:rFonts w:ascii="Consolas" w:cs="Consolas" w:eastAsia="Consolas" w:hAnsi="Consolas"/>
+          <w:color w:val="cccccc"/>
+          <w:sz w:val="21"/>
+          <w:szCs w:val="21"/>
+        </w:rPr>
+      </w:pPr>
+      <w:r>
+        <w:rPr>
+          <w:rtl w:val="0"/>
+        </w:rPr>
+      </w:r>
+    </w:p>
+    <w:p>
+      <w:pPr>
+        <w:shd w:fill="1f1f1f" w:val="clear"/>
+        <w:spacing w:line="240" w:lineRule="auto"/>
+        <w:rPr>
+          <w:rFonts w:ascii="Consolas" w:cs="Consolas" w:eastAsia="Consolas" w:hAnsi="Consolas"/>
+          <w:color w:val="cccccc"/>
+          <w:sz w:val="21"/>
+          <w:szCs w:val="21"/>
+        </w:rPr>
+      </w:pPr>
+      <w:r>
+        <w:rPr>
+          <w:rFonts w:ascii="Consolas" w:cs="Consolas" w:eastAsia="Consolas" w:hAnsi="Consolas"/>
+          <w:color w:val="cccccc"/>
+          <w:sz w:val="21"/>
+          <w:szCs w:val="21"/>
+          <w:rtl w:val="0"/>
+        </w:rPr>
+        <w:t xml:space="preserve">OpenCL - elapsed time: 283 ms</w:t>
+      </w:r>
+    </w:p>
+    <w:p>
+      <w:pPr>
+        <w:shd w:fill="1f1f1f" w:val="clear"/>
+        <w:spacing w:line="240" w:lineRule="auto"/>
+        <w:rPr>
+          <w:rFonts w:ascii="Consolas" w:cs="Consolas" w:eastAsia="Consolas" w:hAnsi="Consolas"/>
+          <w:color w:val="cccccc"/>
+          <w:sz w:val="21"/>
+          <w:szCs w:val="21"/>
+        </w:rPr>
+      </w:pPr>
+      <w:r>
+        <w:rPr>
+          <w:rFonts w:ascii="Consolas" w:cs="Consolas" w:eastAsia="Consolas" w:hAnsi="Consolas"/>
+          <w:color w:val="cccccc"/>
+          <w:sz w:val="21"/>
+          <w:szCs w:val="21"/>
+          <w:rtl w:val="0"/>
+        </w:rPr>
+        <w:t xml:space="preserve">Scalar - elapsed time: 0 ms</w:t>
+      </w:r>
+    </w:p>
+    <w:p>
+      <w:pPr>
+        <w:shd w:fill="1f1f1f" w:val="clear"/>
+        <w:spacing w:line="240" w:lineRule="auto"/>
+        <w:rPr>
+          <w:rFonts w:ascii="Consolas" w:cs="Consolas" w:eastAsia="Consolas" w:hAnsi="Consolas"/>
+          <w:color w:val="cccccc"/>
+          <w:sz w:val="21"/>
+          <w:szCs w:val="21"/>
+        </w:rPr>
+      </w:pPr>
+      <w:r>
+        <w:rPr>
+          <w:rFonts w:ascii="Consolas" w:cs="Consolas" w:eastAsia="Consolas" w:hAnsi="Consolas"/>
+          <w:color w:val="cccccc"/>
+          <w:sz w:val="21"/>
+          <w:szCs w:val="21"/>
+          <w:rtl w:val="0"/>
+        </w:rPr>
+        <w:t xml:space="preserve">OpenMP + SIMD - elapsed time: 0 ms</w:t>
+      </w:r>
+    </w:p>
+    <w:p>
+      <w:pPr>
+        <w:shd w:fill="1f1f1f" w:val="clear"/>
+        <w:spacing w:line="240" w:lineRule="auto"/>
+        <w:rPr>
+          <w:rFonts w:ascii="Consolas" w:cs="Consolas" w:eastAsia="Consolas" w:hAnsi="Consolas"/>
+          <w:color w:val="cccccc"/>
+          <w:sz w:val="21"/>
+          <w:szCs w:val="21"/>
+        </w:rPr>
+      </w:pPr>
+      <w:r>
+        <w:rPr>
+          <w:rFonts w:ascii="Consolas" w:cs="Consolas" w:eastAsia="Consolas" w:hAnsi="Consolas"/>
+          <w:color w:val="cccccc"/>
+          <w:sz w:val="21"/>
+          <w:szCs w:val="21"/>
+          <w:rtl w:val="0"/>
+        </w:rPr>
+        <w:t xml:space="preserve">OpenCL and scalar matrices are the same within tolerance.</w:t>
+      </w:r>
+    </w:p>
+    <w:p>
+      <w:pPr>
+        <w:shd w:fill="1f1f1f" w:val="clear"/>
+        <w:spacing w:line="240" w:lineRule="auto"/>
+        <w:rPr>
+          <w:rFonts w:ascii="Consolas" w:cs="Consolas" w:eastAsia="Consolas" w:hAnsi="Consolas"/>
+          <w:color w:val="cccccc"/>
+          <w:sz w:val="21"/>
+          <w:szCs w:val="21"/>
+        </w:rPr>
+      </w:pPr>
+      <w:r>
+        <w:rPr>
+          <w:rFonts w:ascii="Consolas" w:cs="Consolas" w:eastAsia="Consolas" w:hAnsi="Consolas"/>
+          <w:color w:val="cccccc"/>
+          <w:sz w:val="21"/>
+          <w:szCs w:val="21"/>
+          <w:rtl w:val="0"/>
+        </w:rPr>
+        <w:t xml:space="preserve">OpenMP and scalar matrices are the same within tolerance.</w:t>
+      </w:r>
+    </w:p>
+    <w:p>
+      <w:pPr>
+        <w:shd w:fill="1f1f1f" w:val="clear"/>
+        <w:spacing w:line="240" w:lineRule="auto"/>
+        <w:rPr>
+          <w:rFonts w:ascii="Consolas" w:cs="Consolas" w:eastAsia="Consolas" w:hAnsi="Consolas"/>
+          <w:color w:val="cccccc"/>
+          <w:sz w:val="21"/>
+          <w:szCs w:val="21"/>
+        </w:rPr>
+      </w:pPr>
+      <w:r>
+        <w:rPr>
+          <w:rtl w:val="0"/>
+        </w:rPr>
+      </w:r>
+    </w:p>
+    <w:p>
+      <w:pPr>
+        <w:spacing w:after="240" w:before="240" w:line="278.00000000000006" w:lineRule="auto"/>
+        <w:rPr>
+          <w:sz w:val="24"/>
+          <w:szCs w:val="24"/>
+        </w:rPr>
+      </w:pPr>
+      <w:r>
+        <w:rPr>
+          <w:rtl w:val="0"/>
+        </w:rPr>
+      </w:r>
+    </w:p>
+    <w:p>
+      <w:pPr>
+        <w:shd w:fill="1f1f1f" w:val="clear"/>
+        <w:spacing w:line="240" w:lineRule="auto"/>
+        <w:rPr>
+          <w:rFonts w:ascii="Consolas" w:cs="Consolas" w:eastAsia="Consolas" w:hAnsi="Consolas"/>
+          <w:color w:val="cccccc"/>
+          <w:sz w:val="21"/>
+          <w:szCs w:val="21"/>
+        </w:rPr>
+      </w:pPr>
+      <w:r>
+        <w:rPr>
+          <w:rtl w:val="0"/>
+        </w:rPr>
+      </w:r>
+    </w:p>
+    <w:p>
+      <w:pPr>
+        <w:shd w:fill="1f1f1f" w:val="clear"/>
+        <w:spacing w:line="240" w:lineRule="auto"/>
+        <w:rPr>
+          <w:rFonts w:ascii="Consolas" w:cs="Consolas" w:eastAsia="Consolas" w:hAnsi="Consolas"/>
+          <w:color w:val="cccccc"/>
+          <w:sz w:val="21"/>
+          <w:szCs w:val="21"/>
+        </w:rPr>
+      </w:pPr>
+      <w:r>
+        <w:rPr>
+          <w:rFonts w:ascii="Consolas" w:cs="Consolas" w:eastAsia="Consolas" w:hAnsi="Consolas"/>
+          <w:color w:val="cccccc"/>
+          <w:sz w:val="21"/>
+          <w:szCs w:val="21"/>
+          <w:rtl w:val="0"/>
+        </w:rPr>
+        <w:t xml:space="preserve">N = 128:</w:t>
+      </w:r>
+    </w:p>
+    <w:p>
+      <w:pPr>
+        <w:shd w:fill="1f1f1f" w:val="clear"/>
+        <w:spacing w:line="240" w:lineRule="auto"/>
+        <w:rPr>
+          <w:rFonts w:ascii="Consolas" w:cs="Consolas" w:eastAsia="Consolas" w:hAnsi="Consolas"/>
+          <w:color w:val="cccccc"/>
+          <w:sz w:val="21"/>
+          <w:szCs w:val="21"/>
+        </w:rPr>
+      </w:pPr>
+      <w:r>
+        <w:rPr>
+          <w:rtl w:val="0"/>
+        </w:rPr>
+      </w:r>
+    </w:p>
+    <w:p>
+      <w:pPr>
+        <w:shd w:fill="1f1f1f" w:val="clear"/>
+        <w:spacing w:line="240" w:lineRule="auto"/>
+        <w:rPr>
+          <w:rFonts w:ascii="Consolas" w:cs="Consolas" w:eastAsia="Consolas" w:hAnsi="Consolas"/>
+          <w:color w:val="cccccc"/>
+          <w:sz w:val="21"/>
+          <w:szCs w:val="21"/>
+        </w:rPr>
+      </w:pPr>
+      <w:r>
+        <w:rPr>
+          <w:rFonts w:ascii="Consolas" w:cs="Consolas" w:eastAsia="Consolas" w:hAnsi="Consolas"/>
+          <w:color w:val="cccccc"/>
+          <w:sz w:val="21"/>
+          <w:szCs w:val="21"/>
+          <w:rtl w:val="0"/>
+        </w:rPr>
+        <w:t xml:space="preserve">OpenCL - elapsed time: 257 ms</w:t>
+      </w:r>
+    </w:p>
+    <w:p>
+      <w:pPr>
+        <w:shd w:fill="1f1f1f" w:val="clear"/>
+        <w:spacing w:line="240" w:lineRule="auto"/>
+        <w:rPr>
+          <w:rFonts w:ascii="Consolas" w:cs="Consolas" w:eastAsia="Consolas" w:hAnsi="Consolas"/>
+          <w:color w:val="cccccc"/>
+          <w:sz w:val="21"/>
+          <w:szCs w:val="21"/>
+        </w:rPr>
+      </w:pPr>
+      <w:r>
+        <w:rPr>
+          <w:rFonts w:ascii="Consolas" w:cs="Consolas" w:eastAsia="Consolas" w:hAnsi="Consolas"/>
+          <w:color w:val="cccccc"/>
+          <w:sz w:val="21"/>
+          <w:szCs w:val="21"/>
+          <w:rtl w:val="0"/>
+        </w:rPr>
+        <w:t xml:space="preserve">Scalar - elapsed time: 1 ms</w:t>
+      </w:r>
+    </w:p>
+    <w:p>
+      <w:pPr>
+        <w:shd w:fill="1f1f1f" w:val="clear"/>
+        <w:spacing w:line="240" w:lineRule="auto"/>
+        <w:rPr>
+          <w:rFonts w:ascii="Consolas" w:cs="Consolas" w:eastAsia="Consolas" w:hAnsi="Consolas"/>
+          <w:color w:val="cccccc"/>
+          <w:sz w:val="21"/>
+          <w:szCs w:val="21"/>
+        </w:rPr>
+      </w:pPr>
+      <w:r>
+        <w:rPr>
+          <w:rFonts w:ascii="Consolas" w:cs="Consolas" w:eastAsia="Consolas" w:hAnsi="Consolas"/>
+          <w:color w:val="cccccc"/>
+          <w:sz w:val="21"/>
+          <w:szCs w:val="21"/>
+          <w:rtl w:val="0"/>
+        </w:rPr>
+        <w:t xml:space="preserve">OpenMP + SIMD - elapsed time: 0 ms</w:t>
+      </w:r>
+    </w:p>
+    <w:p>
+      <w:pPr>
+        <w:shd w:fill="1f1f1f" w:val="clear"/>
+        <w:spacing w:line="240" w:lineRule="auto"/>
+        <w:rPr>
+          <w:rFonts w:ascii="Consolas" w:cs="Consolas" w:eastAsia="Consolas" w:hAnsi="Consolas"/>
+          <w:color w:val="cccccc"/>
+          <w:sz w:val="21"/>
+          <w:szCs w:val="21"/>
+        </w:rPr>
+      </w:pPr>
+      <w:r>
+        <w:rPr>
+          <w:rFonts w:ascii="Consolas" w:cs="Consolas" w:eastAsia="Consolas" w:hAnsi="Consolas"/>
+          <w:color w:val="cccccc"/>
+          <w:sz w:val="21"/>
+          <w:szCs w:val="21"/>
+          <w:rtl w:val="0"/>
+        </w:rPr>
+        <w:t xml:space="preserve">OpenCL and scalar matrices are the same within tolerance.</w:t>
+      </w:r>
+    </w:p>
+    <w:p>
+      <w:pPr>
+        <w:shd w:fill="1f1f1f" w:val="clear"/>
+        <w:spacing w:line="240" w:lineRule="auto"/>
+        <w:rPr>
+          <w:rFonts w:ascii="Consolas" w:cs="Consolas" w:eastAsia="Consolas" w:hAnsi="Consolas"/>
+          <w:color w:val="cccccc"/>
+          <w:sz w:val="21"/>
+          <w:szCs w:val="21"/>
+        </w:rPr>
+      </w:pPr>
+      <w:r>
+        <w:rPr>
+          <w:rFonts w:ascii="Consolas" w:cs="Consolas" w:eastAsia="Consolas" w:hAnsi="Consolas"/>
+          <w:color w:val="cccccc"/>
+          <w:sz w:val="21"/>
+          <w:szCs w:val="21"/>
+          <w:rtl w:val="0"/>
+        </w:rPr>
+        <w:t xml:space="preserve">OpenMP and scalar matrices are the same within tolerance.</w:t>
+      </w:r>
+    </w:p>
+    <w:p>
+      <w:pPr>
+        <w:shd w:fill="1f1f1f" w:val="clear"/>
+        <w:spacing w:line="240" w:lineRule="auto"/>
+        <w:rPr>
+          <w:rFonts w:ascii="Consolas" w:cs="Consolas" w:eastAsia="Consolas" w:hAnsi="Consolas"/>
+          <w:color w:val="cccccc"/>
+          <w:sz w:val="21"/>
+          <w:szCs w:val="21"/>
+        </w:rPr>
+      </w:pPr>
+      <w:r>
+        <w:rPr>
+          <w:rtl w:val="0"/>
+        </w:rPr>
+      </w:r>
+    </w:p>
+    <w:p>
+      <w:pPr>
+        <w:spacing w:after="240" w:before="240" w:line="278.00000000000006" w:lineRule="auto"/>
+        <w:rPr>
+          <w:sz w:val="24"/>
+          <w:szCs w:val="24"/>
+        </w:rPr>
+      </w:pPr>
+      <w:r>
+        <w:rPr>
+          <w:rtl w:val="0"/>
+        </w:rPr>
+      </w:r>
+    </w:p>
+    <w:p>
+      <w:pPr>
+        <w:shd w:fill="1f1f1f" w:val="clear"/>
+        <w:spacing w:line="240" w:lineRule="auto"/>
+        <w:rPr>
+          <w:rFonts w:ascii="Consolas" w:cs="Consolas" w:eastAsia="Consolas" w:hAnsi="Consolas"/>
+          <w:color w:val="cccccc"/>
+          <w:sz w:val="21"/>
+          <w:szCs w:val="21"/>
+        </w:rPr>
+      </w:pPr>
+      <w:r>
+        <w:rPr>
+          <w:rtl w:val="0"/>
+        </w:rPr>
+      </w:r>
+    </w:p>
+    <w:p>
+      <w:pPr>
+        <w:shd w:fill="1f1f1f" w:val="clear"/>
+        <w:spacing w:line="240" w:lineRule="auto"/>
+        <w:rPr>
+          <w:rFonts w:ascii="Consolas" w:cs="Consolas" w:eastAsia="Consolas" w:hAnsi="Consolas"/>
+          <w:color w:val="cccccc"/>
+          <w:sz w:val="21"/>
+          <w:szCs w:val="21"/>
+        </w:rPr>
+      </w:pPr>
+      <w:r>
+        <w:rPr>
+          <w:rFonts w:ascii="Consolas" w:cs="Consolas" w:eastAsia="Consolas" w:hAnsi="Consolas"/>
+          <w:color w:val="cccccc"/>
+          <w:sz w:val="21"/>
+          <w:szCs w:val="21"/>
+          <w:rtl w:val="0"/>
+        </w:rPr>
+        <w:t xml:space="preserve">N = 256:</w:t>
+      </w:r>
+    </w:p>
+    <w:p>
+      <w:pPr>
+        <w:shd w:fill="1f1f1f" w:val="clear"/>
+        <w:spacing w:line="240" w:lineRule="auto"/>
+        <w:rPr>
+          <w:rFonts w:ascii="Consolas" w:cs="Consolas" w:eastAsia="Consolas" w:hAnsi="Consolas"/>
+          <w:color w:val="cccccc"/>
+          <w:sz w:val="21"/>
+          <w:szCs w:val="21"/>
+        </w:rPr>
+      </w:pPr>
+      <w:r>
+        <w:rPr>
+          <w:rtl w:val="0"/>
+        </w:rPr>
+      </w:r>
+    </w:p>
+    <w:p>
+      <w:pPr>
+        <w:shd w:fill="1f1f1f" w:val="clear"/>
+        <w:spacing w:line="240" w:lineRule="auto"/>
+        <w:rPr>
+          <w:rFonts w:ascii="Consolas" w:cs="Consolas" w:eastAsia="Consolas" w:hAnsi="Consolas"/>
+          <w:color w:val="cccccc"/>
+          <w:sz w:val="21"/>
+          <w:szCs w:val="21"/>
+        </w:rPr>
+      </w:pPr>
+      <w:r>
+        <w:rPr>
+          <w:rFonts w:ascii="Consolas" w:cs="Consolas" w:eastAsia="Consolas" w:hAnsi="Consolas"/>
+          <w:color w:val="cccccc"/>
+          <w:sz w:val="21"/>
+          <w:szCs w:val="21"/>
+          <w:rtl w:val="0"/>
+        </w:rPr>
+        <w:t xml:space="preserve">OpenCL - elapsed time: 272 ms</w:t>
+      </w:r>
+    </w:p>
+    <w:p>
+      <w:pPr>
+        <w:shd w:fill="1f1f1f" w:val="clear"/>
+        <w:spacing w:line="240" w:lineRule="auto"/>
+        <w:rPr>
+          <w:rFonts w:ascii="Consolas" w:cs="Consolas" w:eastAsia="Consolas" w:hAnsi="Consolas"/>
+          <w:color w:val="cccccc"/>
+          <w:sz w:val="21"/>
+          <w:szCs w:val="21"/>
+        </w:rPr>
+      </w:pPr>
+      <w:r>
+        <w:rPr>
+          <w:rFonts w:ascii="Consolas" w:cs="Consolas" w:eastAsia="Consolas" w:hAnsi="Consolas"/>
+          <w:color w:val="cccccc"/>
+          <w:sz w:val="21"/>
+          <w:szCs w:val="21"/>
+          <w:rtl w:val="0"/>
+        </w:rPr>
+        <w:t xml:space="preserve">Scalar - elapsed time: 16 ms</w:t>
+      </w:r>
+    </w:p>
+    <w:p>
+      <w:pPr>
+        <w:shd w:fill="1f1f1f" w:val="clear"/>
+        <w:spacing w:line="240" w:lineRule="auto"/>
+        <w:rPr>
+          <w:rFonts w:ascii="Consolas" w:cs="Consolas" w:eastAsia="Consolas" w:hAnsi="Consolas"/>
+          <w:color w:val="cccccc"/>
+          <w:sz w:val="21"/>
+          <w:szCs w:val="21"/>
+        </w:rPr>
+      </w:pPr>
+      <w:r>
+        <w:rPr>
+          <w:rFonts w:ascii="Consolas" w:cs="Consolas" w:eastAsia="Consolas" w:hAnsi="Consolas"/>
+          <w:color w:val="cccccc"/>
+          <w:sz w:val="21"/>
+          <w:szCs w:val="21"/>
+          <w:rtl w:val="0"/>
+        </w:rPr>
+        <w:t xml:space="preserve">OpenMP + SIMD - elapsed time: 2 ms</w:t>
+      </w:r>
+    </w:p>
+    <w:p>
+      <w:pPr>
+        <w:shd w:fill="1f1f1f" w:val="clear"/>
+        <w:spacing w:line="240" w:lineRule="auto"/>
+        <w:rPr>
+          <w:rFonts w:ascii="Consolas" w:cs="Consolas" w:eastAsia="Consolas" w:hAnsi="Consolas"/>
+          <w:color w:val="cccccc"/>
+          <w:sz w:val="21"/>
+          <w:szCs w:val="21"/>
+        </w:rPr>
+      </w:pPr>
+      <w:r>
+        <w:rPr>
+          <w:rFonts w:ascii="Consolas" w:cs="Consolas" w:eastAsia="Consolas" w:hAnsi="Consolas"/>
+          <w:color w:val="cccccc"/>
+          <w:sz w:val="21"/>
+          <w:szCs w:val="21"/>
+          <w:rtl w:val="0"/>
+        </w:rPr>
+        <w:t xml:space="preserve">OpenCL and scalar matrices are the same within tolerance.</w:t>
+      </w:r>
+    </w:p>
+    <w:p>
+      <w:pPr>
+        <w:shd w:fill="1f1f1f" w:val="clear"/>
+        <w:spacing w:line="240" w:lineRule="auto"/>
+        <w:rPr>
+          <w:rFonts w:ascii="Consolas" w:cs="Consolas" w:eastAsia="Consolas" w:hAnsi="Consolas"/>
+          <w:color w:val="cccccc"/>
+          <w:sz w:val="21"/>
+          <w:szCs w:val="21"/>
+        </w:rPr>
+      </w:pPr>
+      <w:r>
+        <w:rPr>
+          <w:rFonts w:ascii="Consolas" w:cs="Consolas" w:eastAsia="Consolas" w:hAnsi="Consolas"/>
+          <w:color w:val="cccccc"/>
+          <w:sz w:val="21"/>
+          <w:szCs w:val="21"/>
+          <w:rtl w:val="0"/>
+        </w:rPr>
+        <w:t xml:space="preserve">OpenMP and scalar matrices are the same within tolerance.</w:t>
+      </w:r>
+    </w:p>
+    <w:p>
+      <w:pPr>
+        <w:shd w:fill="1f1f1f" w:val="clear"/>
+        <w:spacing w:line="240" w:lineRule="auto"/>
+        <w:rPr>
+          <w:rFonts w:ascii="Consolas" w:cs="Consolas" w:eastAsia="Consolas" w:hAnsi="Consolas"/>
+          <w:color w:val="cccccc"/>
+          <w:sz w:val="21"/>
+          <w:szCs w:val="21"/>
+        </w:rPr>
+      </w:pPr>
+      <w:r>
+        <w:rPr>
+          <w:rtl w:val="0"/>
+        </w:rPr>
+      </w:r>
+    </w:p>
+    <w:p>
+      <w:pPr>
+        <w:spacing w:after="240" w:before="240" w:line="278.00000000000006" w:lineRule="auto"/>
+        <w:rPr>
+          <w:sz w:val="24"/>
+          <w:szCs w:val="24"/>
+        </w:rPr>
+      </w:pPr>
+      <w:r>
+        <w:rPr>
+          <w:rtl w:val="0"/>
+        </w:rPr>
+      </w:r>
+    </w:p>
+    <w:p>
+      <w:pPr>
+        <w:shd w:fill="1f1f1f" w:val="clear"/>
+        <w:spacing w:line="240" w:lineRule="auto"/>
+        <w:rPr>
+          <w:rFonts w:ascii="Consolas" w:cs="Consolas" w:eastAsia="Consolas" w:hAnsi="Consolas"/>
+          <w:color w:val="cccccc"/>
+          <w:sz w:val="21"/>
+          <w:szCs w:val="21"/>
+        </w:rPr>
+      </w:pPr>
+      <w:r>
+        <w:rPr>
+          <w:rtl w:val="0"/>
+        </w:rPr>
+      </w:r>
+    </w:p>
+    <w:p>
+      <w:pPr>
+        <w:shd w:fill="1f1f1f" w:val="clear"/>
+        <w:spacing w:line="240" w:lineRule="auto"/>
+        <w:rPr>
+          <w:rFonts w:ascii="Consolas" w:cs="Consolas" w:eastAsia="Consolas" w:hAnsi="Consolas"/>
+          <w:color w:val="cccccc"/>
+          <w:sz w:val="21"/>
+          <w:szCs w:val="21"/>
+        </w:rPr>
+      </w:pPr>
+      <w:r>
+        <w:rPr>
+          <w:rFonts w:ascii="Consolas" w:cs="Consolas" w:eastAsia="Consolas" w:hAnsi="Consolas"/>
+          <w:color w:val="cccccc"/>
+          <w:sz w:val="21"/>
+          <w:szCs w:val="21"/>
+          <w:rtl w:val="0"/>
+        </w:rPr>
+        <w:t xml:space="preserve">N = 512:</w:t>
+      </w:r>
+    </w:p>
+    <w:p>
+      <w:pPr>
+        <w:shd w:fill="1f1f1f" w:val="clear"/>
+        <w:spacing w:line="240" w:lineRule="auto"/>
+        <w:rPr>
+          <w:rFonts w:ascii="Consolas" w:cs="Consolas" w:eastAsia="Consolas" w:hAnsi="Consolas"/>
+          <w:color w:val="cccccc"/>
+          <w:sz w:val="21"/>
+          <w:szCs w:val="21"/>
+        </w:rPr>
+      </w:pPr>
+      <w:r>
+        <w:rPr>
+          <w:rtl w:val="0"/>
+        </w:rPr>
+      </w:r>
+    </w:p>
+    <w:p>
+      <w:pPr>
+        <w:shd w:fill="1f1f1f" w:val="clear"/>
+        <w:spacing w:line="240" w:lineRule="auto"/>
+        <w:rPr>
+          <w:rFonts w:ascii="Consolas" w:cs="Consolas" w:eastAsia="Consolas" w:hAnsi="Consolas"/>
+          <w:color w:val="cccccc"/>
+          <w:sz w:val="21"/>
+          <w:szCs w:val="21"/>
+        </w:rPr>
+      </w:pPr>
+      <w:r>
+        <w:rPr>
+          <w:rFonts w:ascii="Consolas" w:cs="Consolas" w:eastAsia="Consolas" w:hAnsi="Consolas"/>
+          <w:color w:val="cccccc"/>
+          <w:sz w:val="21"/>
+          <w:szCs w:val="21"/>
+          <w:rtl w:val="0"/>
+        </w:rPr>
+        <w:t xml:space="preserve">OpenCL - elapsed time: 273 ms</w:t>
+      </w:r>
+    </w:p>
+    <w:p>
+      <w:pPr>
+        <w:shd w:fill="1f1f1f" w:val="clear"/>
+        <w:spacing w:line="240" w:lineRule="auto"/>
+        <w:rPr>
+          <w:rFonts w:ascii="Consolas" w:cs="Consolas" w:eastAsia="Consolas" w:hAnsi="Consolas"/>
+          <w:color w:val="cccccc"/>
+          <w:sz w:val="21"/>
+          <w:szCs w:val="21"/>
+        </w:rPr>
+      </w:pPr>
+      <w:r>
+        <w:rPr>
+          <w:rFonts w:ascii="Consolas" w:cs="Consolas" w:eastAsia="Consolas" w:hAnsi="Consolas"/>
+          <w:color w:val="cccccc"/>
+          <w:sz w:val="21"/>
+          <w:szCs w:val="21"/>
+          <w:rtl w:val="0"/>
+        </w:rPr>
+        <w:t xml:space="preserve">Scalar - elapsed time: 201 ms</w:t>
+      </w:r>
+    </w:p>
+    <w:p>
+      <w:pPr>
+        <w:shd w:fill="1f1f1f" w:val="clear"/>
+        <w:spacing w:line="240" w:lineRule="auto"/>
+        <w:rPr>
+          <w:rFonts w:ascii="Consolas" w:cs="Consolas" w:eastAsia="Consolas" w:hAnsi="Consolas"/>
+          <w:color w:val="cccccc"/>
+          <w:sz w:val="21"/>
+          <w:szCs w:val="21"/>
+        </w:rPr>
+      </w:pPr>
+      <w:r>
+        <w:rPr>
+          <w:rFonts w:ascii="Consolas" w:cs="Consolas" w:eastAsia="Consolas" w:hAnsi="Consolas"/>
+          <w:color w:val="cccccc"/>
+          <w:sz w:val="21"/>
+          <w:szCs w:val="21"/>
+          <w:rtl w:val="0"/>
+        </w:rPr>
+        <w:t xml:space="preserve">OpenMP + SIMD - elapsed time: 6 ms</w:t>
+      </w:r>
+    </w:p>
+    <w:p>
+      <w:pPr>
+        <w:shd w:fill="1f1f1f" w:val="clear"/>
+        <w:spacing w:line="240" w:lineRule="auto"/>
+        <w:rPr>
+          <w:rFonts w:ascii="Consolas" w:cs="Consolas" w:eastAsia="Consolas" w:hAnsi="Consolas"/>
+          <w:color w:val="cccccc"/>
+          <w:sz w:val="21"/>
+          <w:szCs w:val="21"/>
+        </w:rPr>
+      </w:pPr>
+      <w:r>
+        <w:rPr>
+          <w:rFonts w:ascii="Consolas" w:cs="Consolas" w:eastAsia="Consolas" w:hAnsi="Consolas"/>
+          <w:color w:val="cccccc"/>
+          <w:sz w:val="21"/>
+          <w:szCs w:val="21"/>
+          <w:rtl w:val="0"/>
+        </w:rPr>
+        <w:t xml:space="preserve">OpenCL and scalar matrices are the same within tolerance.</w:t>
+      </w:r>
+    </w:p>
+    <w:p>
+      <w:pPr>
+        <w:shd w:fill="1f1f1f" w:val="clear"/>
+        <w:spacing w:line="240" w:lineRule="auto"/>
+        <w:rPr>
+          <w:rFonts w:ascii="Consolas" w:cs="Consolas" w:eastAsia="Consolas" w:hAnsi="Consolas"/>
+          <w:color w:val="cccccc"/>
+          <w:sz w:val="21"/>
+          <w:szCs w:val="21"/>
+        </w:rPr>
+      </w:pPr>
+      <w:r>
+        <w:rPr>
+          <w:rFonts w:ascii="Consolas" w:cs="Consolas" w:eastAsia="Consolas" w:hAnsi="Consolas"/>
+          <w:color w:val="cccccc"/>
+          <w:sz w:val="21"/>
+          <w:szCs w:val="21"/>
+          <w:rtl w:val="0"/>
+        </w:rPr>
+        <w:t xml:space="preserve">OpenMP and scalar matrices are the same within tolerance.</w:t>
+      </w:r>
+    </w:p>
+    <w:p>
+      <w:pPr>
+        <w:shd w:fill="1f1f1f" w:val="clear"/>
+        <w:spacing w:line="240" w:lineRule="auto"/>
+        <w:rPr>
+          <w:rFonts w:ascii="Consolas" w:cs="Consolas" w:eastAsia="Consolas" w:hAnsi="Consolas"/>
+          <w:color w:val="cccccc"/>
+          <w:sz w:val="21"/>
+          <w:szCs w:val="21"/>
+        </w:rPr>
+      </w:pPr>
+      <w:r>
+        <w:rPr>
+          <w:rtl w:val="0"/>
+        </w:rPr>
+      </w:r>
+    </w:p>
+    <w:p>
+      <w:pPr>
+        <w:spacing w:after="240" w:before="240" w:line="278.00000000000006" w:lineRule="auto"/>
+        <w:rPr>
+          <w:sz w:val="24"/>
+          <w:szCs w:val="24"/>
+        </w:rPr>
+      </w:pPr>
+      <w:r>
+        <w:rPr>
+          <w:rtl w:val="0"/>
+        </w:rPr>
+      </w:r>
+    </w:p>
+    <w:p>
+      <w:pPr>
+        <w:shd w:fill="1f1f1f" w:val="clear"/>
+        <w:spacing w:line="240" w:lineRule="auto"/>
+        <w:rPr>
+          <w:rFonts w:ascii="Consolas" w:cs="Consolas" w:eastAsia="Consolas" w:hAnsi="Consolas"/>
+          <w:color w:val="cccccc"/>
+          <w:sz w:val="21"/>
+          <w:szCs w:val="21"/>
+        </w:rPr>
+      </w:pPr>
+      <w:r>
+        <w:rPr>
+          <w:rtl w:val="0"/>
+        </w:rPr>
+      </w:r>
+    </w:p>
+    <w:p>
+      <w:pPr>
+        <w:shd w:fill="1f1f1f" w:val="clear"/>
+        <w:spacing w:line="240" w:lineRule="auto"/>
+        <w:rPr>
+          <w:rFonts w:ascii="Consolas" w:cs="Consolas" w:eastAsia="Consolas" w:hAnsi="Consolas"/>
+          <w:color w:val="cccccc"/>
+          <w:sz w:val="21"/>
+          <w:szCs w:val="21"/>
+        </w:rPr>
+      </w:pPr>
+      <w:r>
+        <w:rPr>
+          <w:rFonts w:ascii="Consolas" w:cs="Consolas" w:eastAsia="Consolas" w:hAnsi="Consolas"/>
+          <w:color w:val="cccccc"/>
+          <w:sz w:val="21"/>
+          <w:szCs w:val="21"/>
+          <w:rtl w:val="0"/>
+        </w:rPr>
+        <w:t xml:space="preserve">N = 1024:</w:t>
+      </w:r>
+    </w:p>
+    <w:p>
+      <w:pPr>
+        <w:shd w:fill="1f1f1f" w:val="clear"/>
+        <w:spacing w:line="240" w:lineRule="auto"/>
+        <w:rPr>
+          <w:rFonts w:ascii="Consolas" w:cs="Consolas" w:eastAsia="Consolas" w:hAnsi="Consolas"/>
+          <w:color w:val="cccccc"/>
+          <w:sz w:val="21"/>
+          <w:szCs w:val="21"/>
+        </w:rPr>
+      </w:pPr>
+      <w:r>
+        <w:rPr>
+          <w:rtl w:val="0"/>
+        </w:rPr>
+      </w:r>
+    </w:p>
+    <w:p>
+      <w:pPr>
+        <w:shd w:fill="1f1f1f" w:val="clear"/>
+        <w:spacing w:line="240" w:lineRule="auto"/>
+        <w:rPr>
+          <w:rFonts w:ascii="Consolas" w:cs="Consolas" w:eastAsia="Consolas" w:hAnsi="Consolas"/>
+          <w:color w:val="cccccc"/>
+          <w:sz w:val="21"/>
+          <w:szCs w:val="21"/>
+        </w:rPr>
+      </w:pPr>
+      <w:r>
+        <w:rPr>
+          <w:rFonts w:ascii="Consolas" w:cs="Consolas" w:eastAsia="Consolas" w:hAnsi="Consolas"/>
+          <w:color w:val="cccccc"/>
+          <w:sz w:val="21"/>
+          <w:szCs w:val="21"/>
+          <w:rtl w:val="0"/>
+        </w:rPr>
+        <w:t xml:space="preserve">OpenCL - elapsed time: 331 ms</w:t>
+      </w:r>
+    </w:p>
+    <w:p>
+      <w:pPr>
+        <w:shd w:fill="1f1f1f" w:val="clear"/>
+        <w:spacing w:line="240" w:lineRule="auto"/>
+        <w:rPr>
+          <w:rFonts w:ascii="Consolas" w:cs="Consolas" w:eastAsia="Consolas" w:hAnsi="Consolas"/>
+          <w:color w:val="cccccc"/>
+          <w:sz w:val="21"/>
+          <w:szCs w:val="21"/>
+        </w:rPr>
+      </w:pPr>
+      <w:r>
+        <w:rPr>
+          <w:rFonts w:ascii="Consolas" w:cs="Consolas" w:eastAsia="Consolas" w:hAnsi="Consolas"/>
+          <w:color w:val="cccccc"/>
+          <w:sz w:val="21"/>
+          <w:szCs w:val="21"/>
+          <w:rtl w:val="0"/>
+        </w:rPr>
+        <w:t xml:space="preserve">Scalar - elapsed time: 1696 ms</w:t>
+      </w:r>
+    </w:p>
+    <w:p>
+      <w:pPr>
+        <w:shd w:fill="1f1f1f" w:val="clear"/>
+        <w:spacing w:line="240" w:lineRule="auto"/>
+        <w:rPr>
+          <w:rFonts w:ascii="Consolas" w:cs="Consolas" w:eastAsia="Consolas" w:hAnsi="Consolas"/>
+          <w:color w:val="cccccc"/>
+          <w:sz w:val="21"/>
+          <w:szCs w:val="21"/>
+        </w:rPr>
+      </w:pPr>
+      <w:r>
+        <w:rPr>
+          <w:rFonts w:ascii="Consolas" w:cs="Consolas" w:eastAsia="Consolas" w:hAnsi="Consolas"/>
+          <w:color w:val="cccccc"/>
+          <w:sz w:val="21"/>
+          <w:szCs w:val="21"/>
+          <w:rtl w:val="0"/>
+        </w:rPr>
+        <w:t xml:space="preserve">OpenMP + SIMD - elapsed time: 47 ms</w:t>
+      </w:r>
+    </w:p>
+    <w:p>
+      <w:pPr>
+        <w:shd w:fill="1f1f1f" w:val="clear"/>
+        <w:spacing w:line="240" w:lineRule="auto"/>
+        <w:rPr>
+          <w:rFonts w:ascii="Consolas" w:cs="Consolas" w:eastAsia="Consolas" w:hAnsi="Consolas"/>
+          <w:color w:val="cccccc"/>
+          <w:sz w:val="21"/>
+          <w:szCs w:val="21"/>
+        </w:rPr>
+      </w:pPr>
+      <w:r>
+        <w:rPr>
+          <w:rFonts w:ascii="Consolas" w:cs="Consolas" w:eastAsia="Consolas" w:hAnsi="Consolas"/>
+          <w:color w:val="cccccc"/>
+          <w:sz w:val="21"/>
+          <w:szCs w:val="21"/>
+          <w:rtl w:val="0"/>
+        </w:rPr>
+        <w:t xml:space="preserve">OpenCL and scalar matrices are the same within tolerance.</w:t>
+      </w:r>
+    </w:p>
+    <w:p>
+      <w:pPr>
+        <w:shd w:fill="1f1f1f" w:val="clear"/>
+        <w:spacing w:line="240" w:lineRule="auto"/>
+        <w:rPr>
+          <w:rFonts w:ascii="Consolas" w:cs="Consolas" w:eastAsia="Consolas" w:hAnsi="Consolas"/>
+          <w:color w:val="cccccc"/>
+          <w:sz w:val="21"/>
+          <w:szCs w:val="21"/>
+        </w:rPr>
+      </w:pPr>
+      <w:r>
+        <w:rPr>
+          <w:rFonts w:ascii="Consolas" w:cs="Consolas" w:eastAsia="Consolas" w:hAnsi="Consolas"/>
+          <w:color w:val="cccccc"/>
+          <w:sz w:val="21"/>
+          <w:szCs w:val="21"/>
+          <w:rtl w:val="0"/>
+        </w:rPr>
+        <w:t xml:space="preserve">OpenMP and scalar matrices are the same within tolerance.</w:t>
+      </w:r>
+    </w:p>
+    <w:p>
+      <w:pPr>
+        <w:shd w:fill="1f1f1f" w:val="clear"/>
+        <w:spacing w:line="240" w:lineRule="auto"/>
+        <w:rPr>
+          <w:rFonts w:ascii="Consolas" w:cs="Consolas" w:eastAsia="Consolas" w:hAnsi="Consolas"/>
+          <w:color w:val="cccccc"/>
+          <w:sz w:val="21"/>
+          <w:szCs w:val="21"/>
+        </w:rPr>
+      </w:pPr>
+      <w:r>
+        <w:rPr>
+          <w:rtl w:val="0"/>
+        </w:rPr>
+      </w:r>
+    </w:p>
+    <w:p>
+      <w:pPr>
+        <w:spacing w:after="240" w:before="240" w:line="278.00000000000006" w:lineRule="auto"/>
+        <w:rPr>
+          <w:sz w:val="24"/>
+          <w:szCs w:val="24"/>
+        </w:rPr>
+      </w:pPr>
+      <w:r>
+        <w:rPr>
+          <w:rtl w:val="0"/>
+        </w:rPr>
+      </w:r>
+    </w:p>
+    <w:p>
+      <w:pPr>
+        <w:spacing w:after="240" w:before="240" w:line="278.00000000000006" w:lineRule="auto"/>
+        <w:rPr>
+          <w:sz w:val="24"/>
+          <w:szCs w:val="24"/>
+        </w:rPr>
+      </w:pPr>
+      <w:r>
+        <w:rPr>
+          <w:rtl w:val="0"/>
+        </w:rPr>
+      </w:r>
+    </w:p>
+    <w:p>
+      <w:pPr>
+        <w:shd w:fill="1f1f1f" w:val="clear"/>
+        <w:spacing w:line="240" w:lineRule="auto"/>
+        <w:rPr>
+          <w:rFonts w:ascii="Consolas" w:cs="Consolas" w:eastAsia="Consolas" w:hAnsi="Consolas"/>
+          <w:color w:val="cccccc"/>
+          <w:sz w:val="21"/>
+          <w:szCs w:val="21"/>
+        </w:rPr>
+      </w:pPr>
+      <w:r>
+        <w:rPr>
+          <w:rtl w:val="0"/>
+        </w:rPr>
+      </w:r>
+    </w:p>
+    <w:p>
+      <w:pPr>
+        <w:shd w:fill="1f1f1f" w:val="clear"/>
+        <w:spacing w:line="240" w:lineRule="auto"/>
+        <w:rPr>
+          <w:rFonts w:ascii="Consolas" w:cs="Consolas" w:eastAsia="Consolas" w:hAnsi="Consolas"/>
+          <w:color w:val="cccccc"/>
+          <w:sz w:val="21"/>
+          <w:szCs w:val="21"/>
+        </w:rPr>
+      </w:pPr>
+      <w:r>
+        <w:rPr>
+          <w:rFonts w:ascii="Consolas" w:cs="Consolas" w:eastAsia="Consolas" w:hAnsi="Consolas"/>
+          <w:color w:val="cccccc"/>
+          <w:sz w:val="21"/>
+          <w:szCs w:val="21"/>
+          <w:rtl w:val="0"/>
+        </w:rPr>
+        <w:t xml:space="preserve">N = 2048:</w:t>
+      </w:r>
+    </w:p>
+    <w:p>
+      <w:pPr>
+        <w:shd w:fill="1f1f1f" w:val="clear"/>
+        <w:spacing w:line="240" w:lineRule="auto"/>
+        <w:rPr>
+          <w:rFonts w:ascii="Consolas" w:cs="Consolas" w:eastAsia="Consolas" w:hAnsi="Consolas"/>
+          <w:color w:val="cccccc"/>
+          <w:sz w:val="21"/>
+          <w:szCs w:val="21"/>
+        </w:rPr>
+      </w:pPr>
+      <w:r>
+        <w:rPr>
+          <w:rtl w:val="0"/>
+        </w:rPr>
+      </w:r>
+    </w:p>
+    <w:p>
+      <w:pPr>
+        <w:shd w:fill="1f1f1f" w:val="clear"/>
+        <w:spacing w:line="240" w:lineRule="auto"/>
+        <w:rPr>
+          <w:rFonts w:ascii="Consolas" w:cs="Consolas" w:eastAsia="Consolas" w:hAnsi="Consolas"/>
+          <w:color w:val="cccccc"/>
+          <w:sz w:val="21"/>
+          <w:szCs w:val="21"/>
+        </w:rPr>
+      </w:pPr>
+      <w:r>
+        <w:rPr>
+          <w:rFonts w:ascii="Consolas" w:cs="Consolas" w:eastAsia="Consolas" w:hAnsi="Consolas"/>
+          <w:color w:val="cccccc"/>
+          <w:sz w:val="21"/>
+          <w:szCs w:val="21"/>
+          <w:rtl w:val="0"/>
+        </w:rPr>
+        <w:t xml:space="preserve">OpenCL - elapsed time: 720 ms</w:t>
+      </w:r>
+    </w:p>
+    <w:p>
+      <w:pPr>
+        <w:shd w:fill="1f1f1f" w:val="clear"/>
+        <w:spacing w:line="240" w:lineRule="auto"/>
+        <w:rPr>
+          <w:rFonts w:ascii="Consolas" w:cs="Consolas" w:eastAsia="Consolas" w:hAnsi="Consolas"/>
+          <w:color w:val="cccccc"/>
+          <w:sz w:val="21"/>
+          <w:szCs w:val="21"/>
+        </w:rPr>
+      </w:pPr>
+      <w:r>
+        <w:rPr>
+          <w:rFonts w:ascii="Consolas" w:cs="Consolas" w:eastAsia="Consolas" w:hAnsi="Consolas"/>
+          <w:color w:val="cccccc"/>
+          <w:sz w:val="21"/>
+          <w:szCs w:val="21"/>
+          <w:rtl w:val="0"/>
+        </w:rPr>
+        <w:t xml:space="preserve">Scalar - elapsed time: 47352 ms</w:t>
+      </w:r>
+    </w:p>
+    <w:p>
+      <w:pPr>
+        <w:shd w:fill="1f1f1f" w:val="clear"/>
+        <w:spacing w:line="240" w:lineRule="auto"/>
+        <w:rPr>
+          <w:rFonts w:ascii="Consolas" w:cs="Consolas" w:eastAsia="Consolas" w:hAnsi="Consolas"/>
+          <w:color w:val="cccccc"/>
+          <w:sz w:val="21"/>
+          <w:szCs w:val="21"/>
+        </w:rPr>
+      </w:pPr>
+      <w:r>
+        <w:rPr>
+          <w:rFonts w:ascii="Consolas" w:cs="Consolas" w:eastAsia="Consolas" w:hAnsi="Consolas"/>
+          <w:color w:val="cccccc"/>
+          <w:sz w:val="21"/>
+          <w:szCs w:val="21"/>
+          <w:rtl w:val="0"/>
+        </w:rPr>
+        <w:t xml:space="preserve">OpenMP + SIMD - elapsed time: 468 ms</w:t>
+      </w:r>
+    </w:p>
+    <w:p>
+      <w:pPr>
+        <w:shd w:fill="1f1f1f" w:val="clear"/>
+        <w:spacing w:line="240" w:lineRule="auto"/>
+        <w:rPr>
+          <w:rFonts w:ascii="Consolas" w:cs="Consolas" w:eastAsia="Consolas" w:hAnsi="Consolas"/>
+          <w:color w:val="cccccc"/>
+          <w:sz w:val="21"/>
+          <w:szCs w:val="21"/>
+        </w:rPr>
+      </w:pPr>
+      <w:r>
+        <w:rPr>
+          <w:rFonts w:ascii="Consolas" w:cs="Consolas" w:eastAsia="Consolas" w:hAnsi="Consolas"/>
+          <w:color w:val="cccccc"/>
+          <w:sz w:val="21"/>
+          <w:szCs w:val="21"/>
+          <w:rtl w:val="0"/>
+        </w:rPr>
+        <w:t xml:space="preserve">OpenCL and scalar matrices are the same within tolerance.</w:t>
+      </w:r>
+    </w:p>
+    <w:p>
+      <w:pPr>
+        <w:shd w:fill="1f1f1f" w:val="clear"/>
+        <w:spacing w:line="240" w:lineRule="auto"/>
+        <w:rPr>
+          <w:rFonts w:ascii="Consolas" w:cs="Consolas" w:eastAsia="Consolas" w:hAnsi="Consolas"/>
+          <w:color w:val="cccccc"/>
+          <w:sz w:val="21"/>
+          <w:szCs w:val="21"/>
+        </w:rPr>
+      </w:pPr>
+      <w:r>
+        <w:rPr>
+          <w:rFonts w:ascii="Consolas" w:cs="Consolas" w:eastAsia="Consolas" w:hAnsi="Consolas"/>
+          <w:color w:val="cccccc"/>
+          <w:sz w:val="21"/>
+          <w:szCs w:val="21"/>
+          <w:rtl w:val="0"/>
+        </w:rPr>
+        <w:t xml:space="preserve">OpenMP and scalar matrices are the same within tolerance.</w:t>
+      </w:r>
+    </w:p>
+    <w:p>
+      <w:pPr>
+        <w:shd w:fill="1f1f1f" w:val="clear"/>
+        <w:spacing w:line="240" w:lineRule="auto"/>
+        <w:rPr>
+          <w:rFonts w:ascii="Consolas" w:cs="Consolas" w:eastAsia="Consolas" w:hAnsi="Consolas"/>
+          <w:color w:val="cccccc"/>
+          <w:sz w:val="21"/>
+          <w:szCs w:val="21"/>
+        </w:rPr>
+      </w:pPr>
+      <w:r>
+        <w:rPr>
+          <w:rtl w:val="0"/>
+        </w:rPr>
+      </w:r>
+    </w:p>
+    <w:p>
+      <w:pPr>
+        <w:spacing w:after="240" w:before="240" w:line="278.00000000000006" w:lineRule="auto"/>
+        <w:rPr>
+          <w:sz w:val="24"/>
+          <w:szCs w:val="24"/>
+        </w:rPr>
+      </w:pPr>
+      <w:r>
+        <w:rPr>
+          <w:rtl w:val="0"/>
+        </w:rPr>
+      </w:r>
+    </w:p>
+    <w:p>
+      <w:pPr>
+        <w:shd w:fill="1f1f1f" w:val="clear"/>
+        <w:spacing w:line="240" w:lineRule="auto"/>
+        <w:rPr>
+          <w:rFonts w:ascii="Consolas" w:cs="Consolas" w:eastAsia="Consolas" w:hAnsi="Consolas"/>
+          <w:color w:val="cccccc"/>
+          <w:sz w:val="21"/>
+          <w:szCs w:val="21"/>
+        </w:rPr>
+      </w:pPr>
+      <w:r>
+        <w:rPr>
+          <w:rtl w:val="0"/>
+        </w:rPr>
+      </w:r>
+    </w:p>
+    <w:p>
+      <w:pPr>
+        <w:shd w:fill="1f1f1f" w:val="clear"/>
+        <w:spacing w:line="240" w:lineRule="auto"/>
+        <w:rPr>
+          <w:rFonts w:ascii="Consolas" w:cs="Consolas" w:eastAsia="Consolas" w:hAnsi="Consolas"/>
+          <w:color w:val="cccccc"/>
+          <w:sz w:val="21"/>
+          <w:szCs w:val="21"/>
+        </w:rPr>
+      </w:pPr>
+      <w:r>
+        <w:rPr>
+          <w:rFonts w:ascii="Consolas" w:cs="Consolas" w:eastAsia="Consolas" w:hAnsi="Consolas"/>
+          <w:color w:val="cccccc"/>
+          <w:sz w:val="21"/>
+          <w:szCs w:val="21"/>
+          <w:rtl w:val="0"/>
+        </w:rPr>
+        <w:t xml:space="preserve">N = 4096:</w:t>
+      </w:r>
+    </w:p>
+    <w:p>
+      <w:pPr>
+        <w:shd w:fill="1f1f1f" w:val="clear"/>
+        <w:spacing w:line="240" w:lineRule="auto"/>
+        <w:rPr>
+          <w:rFonts w:ascii="Consolas" w:cs="Consolas" w:eastAsia="Consolas" w:hAnsi="Consolas"/>
+          <w:color w:val="cccccc"/>
+          <w:sz w:val="21"/>
+          <w:szCs w:val="21"/>
+        </w:rPr>
+      </w:pPr>
+      <w:r>
+        <w:rPr>
+          <w:rtl w:val="0"/>
+        </w:rPr>
+      </w:r>
+    </w:p>
+    <w:p>
+      <w:pPr>
+        <w:shd w:fill="1f1f1f" w:val="clear"/>
+        <w:spacing w:line="240" w:lineRule="auto"/>
+        <w:rPr>
+          <w:rFonts w:ascii="Consolas" w:cs="Consolas" w:eastAsia="Consolas" w:hAnsi="Consolas"/>
+          <w:color w:val="cccccc"/>
+          <w:sz w:val="21"/>
+          <w:szCs w:val="21"/>
+        </w:rPr>
+      </w:pPr>
+      <w:r>
+        <w:rPr>
+          <w:rFonts w:ascii="Consolas" w:cs="Consolas" w:eastAsia="Consolas" w:hAnsi="Consolas"/>
+          <w:color w:val="cccccc"/>
+          <w:sz w:val="21"/>
+          <w:szCs w:val="21"/>
+          <w:rtl w:val="0"/>
+        </w:rPr>
+        <w:t xml:space="preserve">OpenCL - elapsed time: 3870 ms</w:t>
+      </w:r>
+    </w:p>
+    <w:p>
+      <w:pPr>
+        <w:shd w:fill="1f1f1f" w:val="clear"/>
+        <w:spacing w:line="240" w:lineRule="auto"/>
+        <w:rPr>
+          <w:rFonts w:ascii="Consolas" w:cs="Consolas" w:eastAsia="Consolas" w:hAnsi="Consolas"/>
+          <w:color w:val="cccccc"/>
+          <w:sz w:val="21"/>
+          <w:szCs w:val="21"/>
+        </w:rPr>
+      </w:pPr>
+      <w:r>
+        <w:rPr>
+          <w:rFonts w:ascii="Consolas" w:cs="Consolas" w:eastAsia="Consolas" w:hAnsi="Consolas"/>
+          <w:color w:val="cccccc"/>
+          <w:sz w:val="21"/>
+          <w:szCs w:val="21"/>
+          <w:rtl w:val="0"/>
+        </w:rPr>
+        <w:t xml:space="preserve">Scalar - elapsed time: 473471 ms</w:t>
+      </w:r>
+    </w:p>
+    <w:p>
+      <w:pPr>
+        <w:shd w:fill="1f1f1f" w:val="clear"/>
+        <w:spacing w:line="240" w:lineRule="auto"/>
+        <w:rPr>
+          <w:rFonts w:ascii="Consolas" w:cs="Consolas" w:eastAsia="Consolas" w:hAnsi="Consolas"/>
+          <w:color w:val="cccccc"/>
+          <w:sz w:val="21"/>
+          <w:szCs w:val="21"/>
+        </w:rPr>
+      </w:pPr>
+      <w:r>
+        <w:rPr>
+          <w:rFonts w:ascii="Consolas" w:cs="Consolas" w:eastAsia="Consolas" w:hAnsi="Consolas"/>
+          <w:color w:val="cccccc"/>
+          <w:sz w:val="21"/>
+          <w:szCs w:val="21"/>
+          <w:rtl w:val="0"/>
+        </w:rPr>
+        <w:t xml:space="preserve">OpenMP + SIMD - elapsed time: 4221 ms</w:t>
+      </w:r>
+    </w:p>
+    <w:p>
+      <w:pPr>
+        <w:shd w:fill="1f1f1f" w:val="clear"/>
+        <w:spacing w:line="240" w:lineRule="auto"/>
+        <w:rPr>
+          <w:rFonts w:ascii="Consolas" w:cs="Consolas" w:eastAsia="Consolas" w:hAnsi="Consolas"/>
+          <w:color w:val="cccccc"/>
+          <w:sz w:val="21"/>
+          <w:szCs w:val="21"/>
+        </w:rPr>
+      </w:pPr>
+      <w:r>
+        <w:rPr>
+          <w:rFonts w:ascii="Consolas" w:cs="Consolas" w:eastAsia="Consolas" w:hAnsi="Consolas"/>
+          <w:color w:val="cccccc"/>
+          <w:sz w:val="21"/>
+          <w:szCs w:val="21"/>
+          <w:rtl w:val="0"/>
+        </w:rPr>
+        <w:t xml:space="preserve">OpenCL and scalar matrices are the same within tolerance.</w:t>
+      </w:r>
+    </w:p>
+    <w:p>
+      <w:pPr>
+        <w:shd w:fill="1f1f1f" w:val="clear"/>
+        <w:spacing w:line="240" w:lineRule="auto"/>
+        <w:rPr>
+          <w:rFonts w:ascii="Consolas" w:cs="Consolas" w:eastAsia="Consolas" w:hAnsi="Consolas"/>
+          <w:color w:val="cccccc"/>
+          <w:sz w:val="21"/>
+          <w:szCs w:val="21"/>
+        </w:rPr>
+      </w:pPr>
+      <w:r>
+        <w:rPr>
+          <w:rFonts w:ascii="Consolas" w:cs="Consolas" w:eastAsia="Consolas" w:hAnsi="Consolas"/>
+          <w:color w:val="cccccc"/>
+          <w:sz w:val="21"/>
+          <w:szCs w:val="21"/>
+          <w:rtl w:val="0"/>
+        </w:rPr>
+        <w:t xml:space="preserve">OpenMP and scalar matrices are the same within tolerance.</w:t>
+      </w:r>
+    </w:p>
+    <w:p>
+      <w:pPr>
+        <w:shd w:fill="1f1f1f" w:val="clear"/>
+        <w:spacing w:line="240" w:lineRule="auto"/>
+        <w:rPr>
+          <w:rFonts w:ascii="Consolas" w:cs="Consolas" w:eastAsia="Consolas" w:hAnsi="Consolas"/>
+          <w:color w:val="cccccc"/>
+          <w:sz w:val="21"/>
+          <w:szCs w:val="21"/>
+        </w:rPr>
+      </w:pPr>
+      <w:r>
+        <w:rPr>
+          <w:rtl w:val="0"/>
+        </w:rPr>
+      </w:r>
+    </w:p>
+    <w:p>
+      <w:pPr>
+        <w:spacing w:after="240" w:before="240" w:line="278.00000000000006" w:lineRule="auto"/>
+        <w:rPr>
+          <w:sz w:val="24"/>
+          <w:szCs w:val="24"/>
+        </w:rPr>
+      </w:pPr>
+      <w:r>
+        <w:rPr>
+          <w:rtl w:val="0"/>
+        </w:rPr>
+      </w:r>
+    </w:p>
+    <w:p>
+      <w:pPr>
+        <w:spacing w:after="240" w:before="240" w:line="278.00000000000006" w:lineRule="auto"/>
+        <w:rPr>
+          <w:sz w:val="24"/>
+          <w:szCs w:val="24"/>
+        </w:rPr>
+      </w:pPr>
+      <w:r>
+        <w:rPr>
+          <w:sz w:val="24"/>
+          <w:szCs w:val="24"/>
+          <w:rtl w:val="0"/>
+        </w:rPr>
+        <w:t xml:space="preserve">Die skalare Version wird ab N = 8192 unpraktisch langsam, da die Laufzeit kubisch ansteigt. Um Zeit und Systemressourcen zu sparen, haben wir für größere N keine skalaren Laufzeiten mehr gemessen:</w:t>
+      </w:r>
+    </w:p>
+    <w:p>
+      <w:pPr>
+        <w:shd w:fill="1f1f1f" w:val="clear"/>
+        <w:spacing w:line="240" w:lineRule="auto"/>
+        <w:rPr>
+          <w:rFonts w:ascii="Consolas" w:cs="Consolas" w:eastAsia="Consolas" w:hAnsi="Consolas"/>
+          <w:color w:val="cccccc"/>
+          <w:sz w:val="21"/>
+          <w:szCs w:val="21"/>
+        </w:rPr>
+      </w:pPr>
+      <w:r>
+        <w:rPr>
+          <w:rtl w:val="0"/>
+        </w:rPr>
+      </w:r>
+    </w:p>
+    <w:p>
+      <w:pPr>
+        <w:shd w:fill="1f1f1f" w:val="clear"/>
+        <w:spacing w:line="240" w:lineRule="auto"/>
+        <w:rPr>
+          <w:rFonts w:ascii="Consolas" w:cs="Consolas" w:eastAsia="Consolas" w:hAnsi="Consolas"/>
+          <w:color w:val="cccccc"/>
+          <w:sz w:val="21"/>
+          <w:szCs w:val="21"/>
+        </w:rPr>
+      </w:pPr>
+      <w:r>
+        <w:rPr>
+          <w:rFonts w:ascii="Consolas" w:cs="Consolas" w:eastAsia="Consolas" w:hAnsi="Consolas"/>
+          <w:color w:val="cccccc"/>
+          <w:sz w:val="21"/>
+          <w:szCs w:val="21"/>
+          <w:rtl w:val="0"/>
+        </w:rPr>
+        <w:t xml:space="preserve">N = 8192:</w:t>
+      </w:r>
+    </w:p>
+    <w:p>
+      <w:pPr>
+        <w:shd w:fill="1f1f1f" w:val="clear"/>
+        <w:spacing w:line="240" w:lineRule="auto"/>
+        <w:rPr>
+          <w:rFonts w:ascii="Consolas" w:cs="Consolas" w:eastAsia="Consolas" w:hAnsi="Consolas"/>
+          <w:color w:val="cccccc"/>
+          <w:sz w:val="21"/>
+          <w:szCs w:val="21"/>
+        </w:rPr>
+      </w:pPr>
+      <w:r>
+        <w:rPr>
+          <w:rtl w:val="0"/>
+        </w:rPr>
+      </w:r>
+    </w:p>
+    <w:p>
+      <w:pPr>
+        <w:shd w:fill="1f1f1f" w:val="clear"/>
+        <w:spacing w:line="240" w:lineRule="auto"/>
+        <w:rPr>
+          <w:rFonts w:ascii="Consolas" w:cs="Consolas" w:eastAsia="Consolas" w:hAnsi="Consolas"/>
+          <w:color w:val="cccccc"/>
+          <w:sz w:val="21"/>
+          <w:szCs w:val="21"/>
+        </w:rPr>
+      </w:pPr>
+      <w:r>
+        <w:rPr>
+          <w:rFonts w:ascii="Consolas" w:cs="Consolas" w:eastAsia="Consolas" w:hAnsi="Consolas"/>
+          <w:color w:val="cccccc"/>
+          <w:sz w:val="21"/>
+          <w:szCs w:val="21"/>
+          <w:rtl w:val="0"/>
+        </w:rPr>
+        <w:t xml:space="preserve">OpenCL - elapsed time: 28701 ms</w:t>
+      </w:r>
+    </w:p>
+    <w:p>
+      <w:pPr>
+        <w:shd w:fill="1f1f1f" w:val="clear"/>
+        <w:spacing w:line="240" w:lineRule="auto"/>
+        <w:rPr>
+          <w:rFonts w:ascii="Consolas" w:cs="Consolas" w:eastAsia="Consolas" w:hAnsi="Consolas"/>
+          <w:color w:val="cccccc"/>
+          <w:sz w:val="21"/>
+          <w:szCs w:val="21"/>
+        </w:rPr>
+      </w:pPr>
+      <w:r>
+        <w:rPr>
+          <w:rFonts w:ascii="Consolas" w:cs="Consolas" w:eastAsia="Consolas" w:hAnsi="Consolas"/>
+          <w:color w:val="cccccc"/>
+          <w:sz w:val="21"/>
+          <w:szCs w:val="21"/>
+          <w:rtl w:val="0"/>
+        </w:rPr>
+        <w:t xml:space="preserve">N too large for scalar version.</w:t>
+      </w:r>
+    </w:p>
+    <w:p>
+      <w:pPr>
+        <w:shd w:fill="1f1f1f" w:val="clear"/>
+        <w:spacing w:line="240" w:lineRule="auto"/>
+        <w:rPr>
+          <w:rFonts w:ascii="Consolas" w:cs="Consolas" w:eastAsia="Consolas" w:hAnsi="Consolas"/>
+          <w:color w:val="cccccc"/>
+          <w:sz w:val="21"/>
+          <w:szCs w:val="21"/>
+        </w:rPr>
+      </w:pPr>
+      <w:r>
+        <w:rPr>
+          <w:rFonts w:ascii="Consolas" w:cs="Consolas" w:eastAsia="Consolas" w:hAnsi="Consolas"/>
+          <w:color w:val="cccccc"/>
+          <w:sz w:val="21"/>
+          <w:szCs w:val="21"/>
+          <w:rtl w:val="0"/>
+        </w:rPr>
+        <w:t xml:space="preserve">OpenMP + SIMD - elapsed time: 37654 ms</w:t>
+      </w:r>
+    </w:p>
+    <w:p>
+      <w:pPr>
+        <w:shd w:fill="1f1f1f" w:val="clear"/>
+        <w:spacing w:line="240" w:lineRule="auto"/>
+        <w:rPr>
+          <w:rFonts w:ascii="Consolas" w:cs="Consolas" w:eastAsia="Consolas" w:hAnsi="Consolas"/>
+          <w:color w:val="cccccc"/>
+          <w:sz w:val="21"/>
+          <w:szCs w:val="21"/>
+        </w:rPr>
+      </w:pPr>
+      <w:r>
+        <w:rPr>
+          <w:rFonts w:ascii="Consolas" w:cs="Consolas" w:eastAsia="Consolas" w:hAnsi="Consolas"/>
+          <w:color w:val="cccccc"/>
+          <w:sz w:val="21"/>
+          <w:szCs w:val="21"/>
+          <w:rtl w:val="0"/>
+        </w:rPr>
+        <w:t xml:space="preserve">OpenMP and OpenCL matrices are the same within tolerance.</w:t>
+      </w:r>
+    </w:p>
+    <w:p>
+      <w:pPr>
+        <w:shd w:fill="1f1f1f" w:val="clear"/>
+        <w:spacing w:line="240" w:lineRule="auto"/>
+        <w:rPr>
+          <w:rFonts w:ascii="Consolas" w:cs="Consolas" w:eastAsia="Consolas" w:hAnsi="Consolas"/>
+          <w:color w:val="cccccc"/>
+          <w:sz w:val="21"/>
+          <w:szCs w:val="21"/>
+        </w:rPr>
+      </w:pPr>
+      <w:r>
+        <w:rPr>
+          <w:rtl w:val="0"/>
+        </w:rPr>
+      </w:r>
+    </w:p>
+    <w:p>
+      <w:pPr>
+        <w:spacing w:after="240" w:before="240" w:line="278.00000000000006" w:lineRule="auto"/>
+        <w:rPr>
+          <w:sz w:val="24"/>
+          <w:szCs w:val="24"/>
+        </w:rPr>
+      </w:pPr>
+      <w:r>
+        <w:rPr>
+          <w:rtl w:val="0"/>
+        </w:rPr>
+      </w:r>
+    </w:p>
+    <w:p>
+      <w:pPr>
+        <w:shd w:fill="1f1f1f" w:val="clear"/>
+        <w:spacing w:line="240" w:lineRule="auto"/>
+        <w:rPr>
+          <w:rFonts w:ascii="Consolas" w:cs="Consolas" w:eastAsia="Consolas" w:hAnsi="Consolas"/>
+          <w:color w:val="cccccc"/>
+          <w:sz w:val="21"/>
+          <w:szCs w:val="21"/>
+        </w:rPr>
+      </w:pPr>
+      <w:r>
+        <w:rPr>
+          <w:rtl w:val="0"/>
+        </w:rPr>
+      </w:r>
+    </w:p>
+    <w:p>
+      <w:pPr>
+        <w:shd w:fill="1f1f1f" w:val="clear"/>
+        <w:spacing w:line="240" w:lineRule="auto"/>
+        <w:rPr>
+          <w:rFonts w:ascii="Consolas" w:cs="Consolas" w:eastAsia="Consolas" w:hAnsi="Consolas"/>
+          <w:color w:val="cccccc"/>
+          <w:sz w:val="21"/>
+          <w:szCs w:val="21"/>
+        </w:rPr>
+      </w:pPr>
+      <w:r>
+        <w:rPr>
+          <w:rFonts w:ascii="Consolas" w:cs="Consolas" w:eastAsia="Consolas" w:hAnsi="Consolas"/>
+          <w:color w:val="cccccc"/>
+          <w:sz w:val="21"/>
+          <w:szCs w:val="21"/>
+          <w:rtl w:val="0"/>
+        </w:rPr>
+        <w:t xml:space="preserve">N = 16384:</w:t>
+      </w:r>
+    </w:p>
+    <w:p>
+      <w:pPr>
+        <w:shd w:fill="1f1f1f" w:val="clear"/>
+        <w:spacing w:line="240" w:lineRule="auto"/>
+        <w:rPr>
+          <w:rFonts w:ascii="Consolas" w:cs="Consolas" w:eastAsia="Consolas" w:hAnsi="Consolas"/>
+          <w:color w:val="cccccc"/>
+          <w:sz w:val="21"/>
+          <w:szCs w:val="21"/>
+        </w:rPr>
+      </w:pPr>
+      <w:r>
+        <w:rPr>
+          <w:rtl w:val="0"/>
+        </w:rPr>
+      </w:r>
+    </w:p>
+    <w:p>
+      <w:pPr>
+        <w:shd w:fill="1f1f1f" w:val="clear"/>
+        <w:spacing w:line="240" w:lineRule="auto"/>
+        <w:rPr>
+          <w:rFonts w:ascii="Consolas" w:cs="Consolas" w:eastAsia="Consolas" w:hAnsi="Consolas"/>
+          <w:color w:val="cccccc"/>
+          <w:sz w:val="21"/>
+          <w:szCs w:val="21"/>
+        </w:rPr>
+      </w:pPr>
+      <w:r>
+        <w:rPr>
+          <w:rFonts w:ascii="Consolas" w:cs="Consolas" w:eastAsia="Consolas" w:hAnsi="Consolas"/>
+          <w:color w:val="cccccc"/>
+          <w:sz w:val="21"/>
+          <w:szCs w:val="21"/>
+          <w:rtl w:val="0"/>
+        </w:rPr>
+        <w:t xml:space="preserve">OpenCL - elapsed time: 227025 ms</w:t>
+      </w:r>
+    </w:p>
+    <w:p>
+      <w:pPr>
+        <w:shd w:fill="1f1f1f" w:val="clear"/>
+        <w:spacing w:line="240" w:lineRule="auto"/>
+        <w:rPr>
+          <w:rFonts w:ascii="Consolas" w:cs="Consolas" w:eastAsia="Consolas" w:hAnsi="Consolas"/>
+          <w:color w:val="cccccc"/>
+          <w:sz w:val="21"/>
+          <w:szCs w:val="21"/>
+        </w:rPr>
+      </w:pPr>
+      <w:r>
+        <w:rPr>
+          <w:rFonts w:ascii="Consolas" w:cs="Consolas" w:eastAsia="Consolas" w:hAnsi="Consolas"/>
+          <w:color w:val="cccccc"/>
+          <w:sz w:val="21"/>
+          <w:szCs w:val="21"/>
+          <w:rtl w:val="0"/>
+        </w:rPr>
+        <w:t xml:space="preserve">N too large for scalar version.</w:t>
+      </w:r>
+    </w:p>
+    <w:p>
+      <w:pPr>
+        <w:shd w:fill="1f1f1f" w:val="clear"/>
+        <w:spacing w:line="240" w:lineRule="auto"/>
+        <w:rPr>
+          <w:rFonts w:ascii="Consolas" w:cs="Consolas" w:eastAsia="Consolas" w:hAnsi="Consolas"/>
+          <w:color w:val="cccccc"/>
+          <w:sz w:val="21"/>
+          <w:szCs w:val="21"/>
+        </w:rPr>
+      </w:pPr>
+      <w:r>
+        <w:rPr>
+          <w:rFonts w:ascii="Consolas" w:cs="Consolas" w:eastAsia="Consolas" w:hAnsi="Consolas"/>
+          <w:color w:val="cccccc"/>
+          <w:sz w:val="21"/>
+          <w:szCs w:val="21"/>
+          <w:rtl w:val="0"/>
+        </w:rPr>
+        <w:t xml:space="preserve">OpenMP + SIMD - elapsed time: 441025 ms</w:t>
+      </w:r>
+    </w:p>
+    <w:p>
+      <w:pPr>
+        <w:shd w:fill="1f1f1f" w:val="clear"/>
+        <w:spacing w:line="240" w:lineRule="auto"/>
+        <w:rPr>
+          <w:rFonts w:ascii="Consolas" w:cs="Consolas" w:eastAsia="Consolas" w:hAnsi="Consolas"/>
+          <w:color w:val="cccccc"/>
+          <w:sz w:val="21"/>
+          <w:szCs w:val="21"/>
+        </w:rPr>
+      </w:pPr>
+      <w:r>
+        <w:rPr>
+          <w:rFonts w:ascii="Consolas" w:cs="Consolas" w:eastAsia="Consolas" w:hAnsi="Consolas"/>
+          <w:color w:val="cccccc"/>
+          <w:sz w:val="21"/>
+          <w:szCs w:val="21"/>
+          <w:rtl w:val="0"/>
+        </w:rPr>
+        <w:t xml:space="preserve">OpenMP and OpenCL matrices are the same within tolerance.</w:t>
+      </w:r>
+    </w:p>
+    <w:p>
+      <w:pPr>
+        <w:shd w:fill="1f1f1f" w:val="clear"/>
+        <w:spacing w:line="240" w:lineRule="auto"/>
+        <w:rPr>
+          <w:rFonts w:ascii="Consolas" w:cs="Consolas" w:eastAsia="Consolas" w:hAnsi="Consolas"/>
+          <w:color w:val="cccccc"/>
+          <w:sz w:val="21"/>
+          <w:szCs w:val="21"/>
+        </w:rPr>
+      </w:pPr>
+      <w:r>
+        <w:rPr>
+          <w:rtl w:val="0"/>
+        </w:rPr>
+      </w:r>
+    </w:p>
+    <w:p>
+      <w:pPr>
+        <w:spacing w:after="240" w:before="240" w:line="278.00000000000006" w:lineRule="auto"/>
+        <w:rPr>
+          <w:sz w:val="24"/>
+          <w:szCs w:val="24"/>
+        </w:rPr>
+      </w:pPr>
+      <w:r>
+        <w:rPr>
+          <w:sz w:val="24"/>
+          <w:szCs w:val="24"/>
+        </w:rPr>
+        <w:drawing>
+          <wp:inline distB="114300" distT="114300" distL="114300" distR="114300">
+            <wp:extent cx="9369976" cy="5348288"/>
+            <wp:effectExtent b="0" l="0" r="0" t="0"/>
+            <wp:docPr id="1" name="image1.png"/>
+            <a:graphic>
+              <a:graphicData uri="http://schemas.openxmlformats.org/drawingml/2006/picture">
+                <pic:pic>
+                  <pic:nvPicPr>
+                    <pic:cNvPr id="0" name="image1.png"/>
+                    <pic:cNvPicPr preferRelativeResize="0"/>
+                  </pic:nvPicPr>
+                  <pic:blipFill>
+                    <a:blip r:embed="rId6"/>
+                    <a:srcRect b="0" l="0" r="0" t="0"/>
+                    <a:stretch>
+                      <a:fillRect/>
+                    </a:stretch>
+                  </pic:blipFill>
+                  <pic:spPr>
+                    <a:xfrm rot="5400000">
+                      <a:off x="0" y="0"/>
+                      <a:ext cx="9369976" cy="5348288"/>
+                    </a:xfrm>
+                    <a:prstGeom prst="rect"/>
+                    <a:ln/>
+                  </pic:spPr>
+                </pic:pic>
+              </a:graphicData>
+            </a:graphic>
+          </wp:inline>
+        </w:drawing>
+      </w:r>
+      <w:r>
+        <w:rPr>
+          <w:rtl w:val="0"/>
+        </w:rPr>
+      </w:r>
+    </w:p>
+    <w:p>
+      <w:pPr>
+        <w:pBdr>
+          <w:top w:color="auto" w:space="0" w:sz="0" w:val="none"/>
+          <w:bottom w:color="auto" w:space="0" w:sz="0" w:val="none"/>
+          <w:right w:color="auto" w:space="0" w:sz="0" w:val="none"/>
+          <w:between w:color="auto" w:space="0" w:sz="0" w:val="none"/>
+        </w:pBdr>
+        <w:spacing w:after="60" w:before="60" w:line="278.00000000000006" w:lineRule="auto"/>
+        <w:ind w:left="0" w:firstLine="0"/>
+        <w:rPr>
+          <w:sz w:val="24"/>
+          <w:szCs w:val="24"/>
+        </w:rPr>
+      </w:pPr>
+      <w:r>
+        <w:rPr>
+          <w:rFonts w:ascii="Arial Unicode MS" w:cs="Arial Unicode MS" w:eastAsia="Arial Unicode MS" w:hAnsi="Arial Unicode MS"/>
+          <w:sz w:val="24"/>
+          <w:szCs w:val="24"/>
+          <w:rtl w:val="0"/>
+        </w:rPr>
+        <w:t xml:space="preserve">N ≤ 128:</w:t>
+      </w:r>
+    </w:p>
+    <w:p>
+      <w:pPr>
+        <w:spacing w:after="240" w:before="240" w:line="278.00000000000006" w:lineRule="auto"/>
+        <w:rPr>
+          <w:sz w:val="24"/>
+          <w:szCs w:val="24"/>
+        </w:rPr>
+      </w:pPr>
+      <w:r>
+        <w:rPr>
+          <w:sz w:val="24"/>
+          <w:szCs w:val="24"/>
+          <w:rtl w:val="0"/>
+        </w:rPr>
+        <w:t xml:space="preserve">Alle Zeiten von Scalar und OpenMP (+ SIMD) sind sehr niedrig (teilweise 0 ms, da unter der Messgenauigkeit). OpenCL ist hier nicht schneller als die CPU: Der Overhead für das Übertragen der Daten auf den VRAM der GPU und das Starten des Kernels ist bei kleinen Matrizen größer als der eigentliche Rechenaufwand. Deshalb ist OpenCL hier sogar langsamer als OpenMP und Scalar.</w:t>
+      </w:r>
+    </w:p>
+    <w:p>
+      <w:pPr>
+        <w:spacing w:after="240" w:before="240" w:line="278.00000000000006" w:lineRule="auto"/>
+        <w:rPr>
+          <w:sz w:val="24"/>
+          <w:szCs w:val="24"/>
+        </w:rPr>
+      </w:pPr>
+      <w:r>
+        <w:rPr>
+          <w:rtl w:val="0"/>
+        </w:rPr>
+      </w:r>
+    </w:p>
+    <w:p>
+      <w:pPr>
+        <w:pBdr>
+          <w:top w:color="auto" w:space="0" w:sz="0" w:val="none"/>
+          <w:bottom w:color="auto" w:space="0" w:sz="0" w:val="none"/>
+          <w:right w:color="auto" w:space="0" w:sz="0" w:val="none"/>
+          <w:between w:color="auto" w:space="0" w:sz="0" w:val="none"/>
+        </w:pBdr>
+        <w:spacing w:after="60" w:before="60" w:line="278.00000000000006" w:lineRule="auto"/>
+        <w:ind w:left="0" w:firstLine="0"/>
+        <w:rPr>
+          <w:sz w:val="24"/>
+          <w:szCs w:val="24"/>
+        </w:rPr>
+      </w:pPr>
+      <w:r>
+        <w:rPr>
+          <w:rFonts w:ascii="Arial Unicode MS" w:cs="Arial Unicode MS" w:eastAsia="Arial Unicode MS" w:hAnsi="Arial Unicode MS"/>
+          <w:sz w:val="24"/>
+          <w:szCs w:val="24"/>
+          <w:rtl w:val="0"/>
+        </w:rPr>
+        <w:t xml:space="preserve">256 ≤ N ≤ 1024:</w:t>
+      </w:r>
+    </w:p>
+    <w:p>
+      <w:pPr>
+        <w:spacing w:after="240" w:before="240" w:line="278.00000000000006" w:lineRule="auto"/>
+        <w:rPr>
+          <w:sz w:val="24"/>
+          <w:szCs w:val="24"/>
+        </w:rPr>
+      </w:pPr>
+      <w:r>
+        <w:rPr>
+          <w:sz w:val="24"/>
+          <w:szCs w:val="24"/>
+          <w:rtl w:val="0"/>
+        </w:rPr>
+        <w:t xml:space="preserve">OpenMP ist deutlich schneller als Scalar: Die CPU kann Multithreading und SIMD ausnutzen. OpenCL bleibt etwa gleich schnell. Der Overhead ist immer noch spürbar, aber die GPU kann ihre Vorteile noch nicht voll ausnutzen. Scalar wird langsam, denn die Laufzeit steigt stark an, da keine Parallelisierung genutzt wird.</w:t>
+      </w:r>
+    </w:p>
+    <w:p>
+      <w:pPr>
+        <w:spacing w:after="240" w:before="240" w:line="278.00000000000006" w:lineRule="auto"/>
+        <w:rPr>
+          <w:sz w:val="24"/>
+          <w:szCs w:val="24"/>
+        </w:rPr>
+      </w:pPr>
+      <w:r>
+        <w:rPr>
+          <w:rtl w:val="0"/>
+        </w:rPr>
+      </w:r>
+    </w:p>
+    <w:p>
+      <w:pPr>
+        <w:pBdr>
+          <w:top w:color="auto" w:space="0" w:sz="0" w:val="none"/>
+          <w:bottom w:color="auto" w:space="0" w:sz="0" w:val="none"/>
+          <w:right w:color="auto" w:space="0" w:sz="0" w:val="none"/>
+          <w:between w:color="auto" w:space="0" w:sz="0" w:val="none"/>
+        </w:pBdr>
+        <w:spacing w:after="60" w:before="60" w:line="278.00000000000006" w:lineRule="auto"/>
+        <w:ind w:left="0" w:firstLine="0"/>
+        <w:rPr>
+          <w:sz w:val="24"/>
+          <w:szCs w:val="24"/>
+        </w:rPr>
+      </w:pPr>
+      <w:r>
+        <w:rPr>
+          <w:rFonts w:ascii="Arial Unicode MS" w:cs="Arial Unicode MS" w:eastAsia="Arial Unicode MS" w:hAnsi="Arial Unicode MS"/>
+          <w:sz w:val="24"/>
+          <w:szCs w:val="24"/>
+          <w:rtl w:val="0"/>
+        </w:rPr>
+        <w:t xml:space="preserve">N ≥ 2048:</w:t>
+      </w:r>
+    </w:p>
+    <w:p>
+      <w:pPr>
+        <w:spacing w:after="240" w:before="240" w:line="278.00000000000006" w:lineRule="auto"/>
+        <w:rPr>
+          <w:sz w:val="24"/>
+          <w:szCs w:val="24"/>
+        </w:rPr>
+      </w:pPr>
+      <w:r>
+        <w:rPr>
+          <w:sz w:val="24"/>
+          <w:szCs w:val="24"/>
+          <w:rtl w:val="0"/>
+        </w:rPr>
+        <w:t xml:space="preserve">Scalar explodiert, denn die Laufzeit wächst exponentiell und jede Operation wird einzeln auf der CPU ausgeführt. OpenMP bleibt deutlich schneller als Scalar, aber die Laufzeit steigt ebenfalls stark an, da der Speicherbedarf zunimmt. OpenCL wird jetzt schneller als OpenMP. Bei sehr großen Matrizen kann die GPU ihre massive Parallelität ausnutzen und der Overhead fällt im Vergleich zur Rechenzeit kaum noch ins Gewicht.</w:t>
+      </w:r>
+    </w:p>
+    <w:p>
+      <w:pPr>
+        <w:spacing w:after="240" w:before="240" w:line="278.00000000000006" w:lineRule="auto"/>
+        <w:rPr>
+          <w:sz w:val="24"/>
+          <w:szCs w:val="24"/>
+        </w:rPr>
+      </w:pPr>
+      <w:r>
+        <w:rPr>
+          <w:rtl w:val="0"/>
+        </w:rPr>
+      </w:r>
+    </w:p>
+    <w:p>
+      <w:pPr>
+        <w:pBdr>
+          <w:top w:color="auto" w:space="0" w:sz="0" w:val="none"/>
+          <w:bottom w:color="auto" w:space="0" w:sz="0" w:val="none"/>
+          <w:right w:color="auto" w:space="0" w:sz="0" w:val="none"/>
+          <w:between w:color="auto" w:space="0" w:sz="0" w:val="none"/>
+        </w:pBdr>
+        <w:spacing w:after="60" w:before="60" w:line="278.00000000000006" w:lineRule="auto"/>
+        <w:ind w:left="0" w:firstLine="0"/>
+        <w:rPr>
+          <w:sz w:val="24"/>
+          <w:szCs w:val="24"/>
+        </w:rPr>
+      </w:pPr>
+      <w:r>
+        <w:rPr>
+          <w:rFonts w:ascii="Arial Unicode MS" w:cs="Arial Unicode MS" w:eastAsia="Arial Unicode MS" w:hAnsi="Arial Unicode MS"/>
+          <w:sz w:val="24"/>
+          <w:szCs w:val="24"/>
+          <w:rtl w:val="0"/>
+        </w:rPr>
+        <w:t xml:space="preserve">N ≥ 8192:</w:t>
+      </w:r>
+    </w:p>
+    <w:p>
+      <w:pPr>
+        <w:spacing w:after="240" w:before="240" w:line="278.00000000000006" w:lineRule="auto"/>
+        <w:rPr>
+          <w:sz w:val="24"/>
+          <w:szCs w:val="24"/>
+        </w:rPr>
+      </w:pPr>
+      <w:r>
+        <w:rPr>
+          <w:sz w:val="24"/>
+          <w:szCs w:val="24"/>
+          <w:rtl w:val="0"/>
+        </w:rPr>
+        <w:t xml:space="preserve">OpenMP und OpenCL werden beide sehr langsam, aber OpenCL ist jetzt klar im Vorteil, weil die GPU für große Datenmengen optimiert ist. OpenMP ist limitiert durch die Anzahl der CPU-Kerne. OpenCL profitiert von der hohen Parallelität der GPU, aber auch hier steigen die Zeiten stark an, da der Speicherbedarf riesig ist und die Datenübertragung zur GPU viel Zeit kostet.</w:t>
       </w:r>
     </w:p>
     <w:sectPr>
+      <w:footerReference r:id="rId7" w:type="default"/>
       <w:pgSz w:h="16834" w:w="11909" w:orient="portrait"/>
       <w:pgMar w:bottom="1440" w:top="1440" w:left="1440" w:right="1440" w:header="720" w:footer="720"/>
       <w:pgNumType w:start="1"/>
     </w:sectPr>
   </w:body>
 </w:document>
+</file>
+
+<file path=word/footer1.xml><?xml version="1.0" encoding="utf-8"?>
+<w:ftr xmlns:mc="http://schemas.openxmlformats.org/markup-compatibility/2006" xmlns:o="urn:schemas-microsoft-com:office:office" xmlns:r="http://schemas.openxmlformats.org/officeDocument/2006/relationships" xmlns:m="http://schemas.openxmlformats.org/officeDocument/2006/math" xmlns:v="urn:schemas-microsoft-com:vml" xmlns:wp="http://schemas.openxmlformats.org/drawingml/2006/wordprocessingDrawing" xmlns:w10="urn:schemas-microsoft-com:office:word" xmlns:w="http://schemas.openxmlformats.org/wordprocessingml/2006/main" xmlns:wne="http://schemas.microsoft.com/office/word/2006/wordml" xmlns:sl="http://schemas.openxmlformats.org/schemaLibrary/2006/main" xmlns:a="http://schemas.openxmlformats.org/drawingml/2006/main" xmlns:pic="http://schemas.openxmlformats.org/drawingml/2006/picture" xmlns:c="http://schemas.openxmlformats.org/drawingml/2006/chart" xmlns:lc="http://schemas.openxmlformats.org/drawingml/2006/lockedCanvas" xmlns:dgm="http://schemas.openxmlformats.org/drawingml/2006/diagram" xmlns:wps="http://schemas.microsoft.com/office/word/2010/wordprocessingShape" xmlns:wpg="http://schemas.microsoft.com/office/word/2010/wordprocessingGroup" xmlns:w14="http://schemas.microsoft.com/office/word/2010/wordml" xmlns:w15="http://schemas.microsoft.com/office/word/2012/wordml" xmlns:w16="http://schemas.microsoft.com/office/word/2018/wordml" xmlns:w16cex="http://schemas.microsoft.com/office/word/2018/wordml/cex" xmlns:w16cid="http://schemas.microsoft.com/office/word/2016/wordml/cid" xmlns="http://schemas.microsoft.com/office/tasks/2019/documenttasks" xmlns:cr="http://schemas.microsoft.com/office/comments/2020/reactions">
+  <w:p>
+    <w:pPr>
+      <w:rPr/>
+    </w:pPr>
+    <w:r>
+      <w:rPr>
+        <w:rtl w:val="0"/>
+      </w:rPr>
+    </w:r>
+  </w:p>
+</w:ftr>
 </file>
 
 <file path=word/numbering.xml><?xml version="1.0" encoding="utf-8"?>
@@ -335,6 +5202,19 @@
       <w:sz w:val="30"/>
       <w:szCs w:val="30"/>
     </w:rPr>
+  </w:style>
+  <w:style w:type="table" w:styleId="Table1">
+    <w:basedOn w:val="TableNormal"/>
+    <w:tblPr>
+      <w:tblStyleRowBandSize w:val="1"/>
+      <w:tblStyleColBandSize w:val="1"/>
+      <w:tblCellMar>
+        <w:top w:w="100.0" w:type="dxa"/>
+        <w:left w:w="100.0" w:type="dxa"/>
+        <w:bottom w:w="100.0" w:type="dxa"/>
+        <w:right w:w="100.0" w:type="dxa"/>
+      </w:tblCellMar>
+    </w:tblPr>
   </w:style>
 </w:styles>
 </file>
